--- a/Group07/document/2026CV_G07_1231001002_蔡卓霖_大作业.docx
+++ b/Group07/document/2026CV_G07_1231001002_蔡卓霖_大作业.docx
@@ -759,309 +759,1131 @@
         <w:adjustRightInd/>
         <w:snapToGrid/>
         <w:spacing w:beforeAutospacing="0" w:afterAutospacing="0" w:line="240" w:lineRule="auto"/>
-        <w:textAlignment w:val="auto"/>
-        <w:rPr>
-          <w:rFonts w:hint="eastAsia" w:ascii="宋体" w:hAnsi="宋体" w:eastAsia="宋体" w:cs="宋体"/>
-          <w:sz w:val="24"/>
-          <w:szCs w:val="24"/>
-        </w:rPr>
-      </w:pPr>
-      <w:r>
-        <w:rPr>
-          <w:rFonts w:hint="eastAsia" w:ascii="宋体" w:hAnsi="宋体" w:eastAsia="宋体" w:cs="宋体"/>
-          <w:sz w:val="24"/>
-          <w:szCs w:val="24"/>
-        </w:rPr>
-        <w:t>1. 项目简介</w:t>
-      </w:r>
-    </w:p>
-    <w:p>
-      <w:pPr>
-        <w:pStyle w:val="7"/>
-        <w:keepNext w:val="0"/>
-        <w:keepLines w:val="0"/>
-        <w:pageBreakBefore w:val="0"/>
-        <w:widowControl/>
-        <w:suppressLineNumbers w:val="0"/>
-        <w:kinsoku/>
-        <w:wordWrap/>
-        <w:overflowPunct/>
-        <w:topLinePunct w:val="0"/>
-        <w:autoSpaceDE/>
-        <w:autoSpaceDN/>
-        <w:bidi w:val="0"/>
-        <w:adjustRightInd/>
-        <w:snapToGrid/>
-        <w:spacing w:beforeAutospacing="0" w:afterAutospacing="0" w:line="240" w:lineRule="auto"/>
-        <w:ind w:firstLine="420" w:firstLineChars="0"/>
-        <w:textAlignment w:val="auto"/>
-        <w:rPr>
-          <w:rFonts w:hint="eastAsia" w:ascii="宋体" w:hAnsi="宋体" w:eastAsia="宋体" w:cs="宋体"/>
-          <w:sz w:val="22"/>
-          <w:szCs w:val="22"/>
-        </w:rPr>
-      </w:pPr>
-      <w:r>
-        <w:rPr>
-          <w:rFonts w:hint="eastAsia" w:ascii="宋体" w:hAnsi="宋体" w:eastAsia="宋体" w:cs="宋体"/>
-          <w:sz w:val="22"/>
-          <w:szCs w:val="22"/>
-        </w:rPr>
-        <w:t>本</w:t>
-      </w:r>
-      <w:r>
-        <w:rPr>
-          <w:rFonts w:hint="eastAsia" w:ascii="宋体" w:hAnsi="宋体" w:eastAsia="宋体" w:cs="宋体"/>
-          <w:sz w:val="22"/>
-          <w:szCs w:val="22"/>
-        </w:rPr>
-        <w:t>项目主要完成以下功能：使用摄像头实时估计用户视线；将视线方向转换为屏幕注视坐标；判断用户</w:t>
-      </w:r>
-      <w:r>
-        <w:rPr>
-          <w:rFonts w:hint="eastAsia" w:ascii="宋体" w:hAnsi="宋体" w:eastAsia="宋体" w:cs="宋体"/>
-          <w:sz w:val="22"/>
-          <w:szCs w:val="22"/>
-        </w:rPr>
-        <w:t>当前注视的屏幕区域；记录视线数据并生成分析结果；实现简单的注视数字选择功能。</w:t>
-      </w:r>
-    </w:p>
-    <w:p>
-      <w:pPr>
-        <w:pStyle w:val="7"/>
-        <w:keepNext w:val="0"/>
-        <w:keepLines w:val="0"/>
-        <w:pageBreakBefore w:val="0"/>
-        <w:widowControl/>
-        <w:suppressLineNumbers w:val="0"/>
-        <w:kinsoku/>
-        <w:wordWrap/>
-        <w:overflowPunct/>
-        <w:topLinePunct w:val="0"/>
-        <w:autoSpaceDE/>
-        <w:autoSpaceDN/>
-        <w:bidi w:val="0"/>
-        <w:adjustRightInd/>
-        <w:snapToGrid/>
-        <w:spacing w:beforeAutospacing="0" w:afterAutospacing="0" w:line="240" w:lineRule="auto"/>
-        <w:textAlignment w:val="auto"/>
-        <w:rPr>
-          <w:rFonts w:hint="eastAsia" w:ascii="宋体" w:hAnsi="宋体" w:eastAsia="宋体" w:cs="宋体"/>
-          <w:sz w:val="22"/>
-          <w:szCs w:val="22"/>
-        </w:rPr>
-      </w:pPr>
-    </w:p>
-    <w:p>
-      <w:pPr>
-        <w:pStyle w:val="7"/>
-        <w:keepNext w:val="0"/>
-        <w:keepLines w:val="0"/>
-        <w:pageBreakBefore w:val="0"/>
-        <w:widowControl/>
-        <w:suppressLineNumbers w:val="0"/>
-        <w:kinsoku/>
-        <w:wordWrap/>
-        <w:overflowPunct/>
-        <w:topLinePunct w:val="0"/>
-        <w:autoSpaceDE/>
-        <w:autoSpaceDN/>
-        <w:bidi w:val="0"/>
-        <w:adjustRightInd/>
-        <w:snapToGrid/>
-        <w:spacing w:beforeAutospacing="0" w:afterAutospacing="0" w:line="240" w:lineRule="auto"/>
-        <w:ind w:firstLine="420" w:firstLineChars="0"/>
-        <w:textAlignment w:val="auto"/>
-        <w:rPr>
-          <w:rFonts w:hint="eastAsia" w:ascii="宋体" w:hAnsi="宋体" w:eastAsia="宋体" w:cs="宋体"/>
-          <w:sz w:val="22"/>
-          <w:szCs w:val="22"/>
-        </w:rPr>
-      </w:pPr>
-      <w:r>
-        <w:rPr>
-          <w:rFonts w:hint="eastAsia" w:ascii="宋体" w:hAnsi="宋体" w:eastAsia="宋体" w:cs="宋体"/>
-          <w:sz w:val="22"/>
-          <w:szCs w:val="22"/>
-        </w:rPr>
-        <w:t>项目的基本流程为：</w:t>
-      </w:r>
-    </w:p>
-    <w:p>
-      <w:pPr>
-        <w:pStyle w:val="7"/>
-        <w:keepNext w:val="0"/>
-        <w:keepLines w:val="0"/>
-        <w:pageBreakBefore w:val="0"/>
-        <w:widowControl/>
-        <w:suppressLineNumbers w:val="0"/>
-        <w:kinsoku/>
-        <w:wordWrap/>
-        <w:overflowPunct/>
-        <w:topLinePunct w:val="0"/>
-        <w:autoSpaceDE/>
-        <w:autoSpaceDN/>
-        <w:bidi w:val="0"/>
-        <w:adjustRightInd/>
-        <w:snapToGrid/>
-        <w:spacing w:beforeAutospacing="0" w:afterAutospacing="0" w:line="240" w:lineRule="auto"/>
-        <w:ind w:firstLine="420" w:firstLineChars="0"/>
-        <w:textAlignment w:val="auto"/>
-        <w:rPr>
-          <w:rFonts w:hint="eastAsia" w:ascii="宋体" w:hAnsi="宋体" w:eastAsia="宋体" w:cs="宋体"/>
-          <w:sz w:val="22"/>
-          <w:szCs w:val="22"/>
-        </w:rPr>
-      </w:pPr>
-      <w:r>
-        <w:rPr>
-          <w:rFonts w:hint="eastAsia" w:ascii="宋体" w:hAnsi="宋体" w:eastAsia="宋体" w:cs="宋体"/>
-          <w:sz w:val="22"/>
-          <w:szCs w:val="22"/>
-        </w:rPr>
-        <w:t>摄像头画面 → L2CS-Net估计 yaw/pitch → 16点校准 → 屏幕注视坐标 → AOI判断 → 数据分析和结果输出。</w:t>
-      </w:r>
-    </w:p>
-    <w:p>
-      <w:pPr>
-        <w:pStyle w:val="7"/>
-        <w:keepNext w:val="0"/>
-        <w:keepLines w:val="0"/>
-        <w:pageBreakBefore w:val="0"/>
-        <w:widowControl/>
-        <w:suppressLineNumbers w:val="0"/>
-        <w:kinsoku/>
-        <w:wordWrap/>
-        <w:overflowPunct/>
-        <w:topLinePunct w:val="0"/>
-        <w:autoSpaceDE/>
-        <w:autoSpaceDN/>
-        <w:bidi w:val="0"/>
-        <w:adjustRightInd/>
-        <w:snapToGrid/>
-        <w:spacing w:beforeAutospacing="0" w:afterAutospacing="0" w:line="240" w:lineRule="auto"/>
-        <w:textAlignment w:val="auto"/>
-        <w:rPr>
-          <w:rFonts w:hint="eastAsia" w:ascii="宋体" w:hAnsi="宋体" w:eastAsia="宋体" w:cs="宋体"/>
-          <w:sz w:val="22"/>
-          <w:szCs w:val="22"/>
-        </w:rPr>
-      </w:pPr>
-    </w:p>
-    <w:p>
-      <w:pPr>
-        <w:pStyle w:val="3"/>
-        <w:keepNext w:val="0"/>
-        <w:keepLines w:val="0"/>
-        <w:pageBreakBefore w:val="0"/>
-        <w:widowControl/>
-        <w:numPr>
-          <w:numId w:val="0"/>
-        </w:numPr>
-        <w:suppressLineNumbers w:val="0"/>
-        <w:kinsoku/>
-        <w:wordWrap/>
-        <w:overflowPunct/>
-        <w:topLinePunct w:val="0"/>
-        <w:autoSpaceDE/>
-        <w:autoSpaceDN/>
-        <w:bidi w:val="0"/>
-        <w:adjustRightInd/>
-        <w:snapToGrid/>
-        <w:spacing w:beforeAutospacing="0" w:afterAutospacing="0" w:line="240" w:lineRule="auto"/>
-        <w:textAlignment w:val="auto"/>
-        <w:outlineLvl w:val="1"/>
-        <w:rPr>
-          <w:rFonts w:hint="eastAsia" w:ascii="宋体" w:hAnsi="宋体" w:eastAsia="宋体" w:cs="宋体"/>
-          <w:sz w:val="24"/>
-          <w:szCs w:val="24"/>
-        </w:rPr>
-      </w:pPr>
-      <w:r>
+        <w:jc w:val="center"/>
+        <w:textAlignment w:val="auto"/>
         <w:rPr>
           <w:rFonts w:hint="eastAsia" w:cs="宋体"/>
           <w:sz w:val="24"/>
           <w:szCs w:val="24"/>
           <w:lang w:val="en-US" w:eastAsia="zh-CN"/>
         </w:rPr>
-        <w:t>2.</w:t>
-      </w:r>
-      <w:r>
-        <w:rPr>
-          <w:rFonts w:hint="eastAsia" w:ascii="宋体" w:hAnsi="宋体" w:eastAsia="宋体" w:cs="宋体"/>
+      </w:pPr>
+      <w:r>
+        <w:rPr>
+          <w:rFonts w:hint="eastAsia" w:cs="宋体"/>
           <w:sz w:val="24"/>
           <w:szCs w:val="24"/>
+          <w:lang w:val="en-US" w:eastAsia="zh-CN"/>
+        </w:rPr>
+        <w:t>目录</w:t>
+      </w:r>
+    </w:p>
+    <w:p>
+      <w:pPr>
+        <w:rPr>
+          <w:rFonts w:hint="eastAsia" w:cs="宋体"/>
+          <w:sz w:val="24"/>
+          <w:szCs w:val="24"/>
+          <w:lang w:val="en-US" w:eastAsia="zh-CN"/>
+        </w:rPr>
+      </w:pPr>
+    </w:p>
+    <w:p>
+      <w:pPr>
+        <w:rPr>
+          <w:rFonts w:hint="eastAsia" w:cs="宋体"/>
+          <w:sz w:val="24"/>
+          <w:szCs w:val="24"/>
+          <w:lang w:val="en-US" w:eastAsia="zh-CN"/>
+        </w:rPr>
+      </w:pPr>
+    </w:p>
+    <w:p>
+      <w:pPr>
+        <w:pStyle w:val="3"/>
+        <w:keepNext w:val="0"/>
+        <w:keepLines w:val="0"/>
+        <w:pageBreakBefore w:val="0"/>
+        <w:widowControl/>
+        <w:suppressLineNumbers w:val="0"/>
+        <w:kinsoku/>
+        <w:wordWrap/>
+        <w:overflowPunct/>
+        <w:topLinePunct w:val="0"/>
+        <w:autoSpaceDE/>
+        <w:autoSpaceDN/>
+        <w:bidi w:val="0"/>
+        <w:adjustRightInd/>
+        <w:snapToGrid/>
+        <w:spacing w:beforeAutospacing="0" w:afterAutospacing="0" w:line="240" w:lineRule="auto"/>
+        <w:textAlignment w:val="auto"/>
+        <w:rPr>
+          <w:rFonts w:hint="eastAsia" w:ascii="宋体" w:hAnsi="宋体" w:eastAsia="宋体" w:cs="宋体"/>
+          <w:b w:val="0"/>
+          <w:bCs w:val="0"/>
+          <w:sz w:val="21"/>
+          <w:szCs w:val="21"/>
+        </w:rPr>
+      </w:pPr>
+      <w:r>
+        <w:rPr>
+          <w:rFonts w:hint="eastAsia" w:ascii="宋体" w:hAnsi="宋体" w:eastAsia="宋体" w:cs="宋体"/>
+          <w:b w:val="0"/>
+          <w:bCs w:val="0"/>
+          <w:sz w:val="21"/>
+          <w:szCs w:val="21"/>
+        </w:rPr>
+        <w:t>1. 项目简介</w:t>
+      </w:r>
+    </w:p>
+    <w:p>
+      <w:pPr>
+        <w:pStyle w:val="3"/>
+        <w:keepNext w:val="0"/>
+        <w:keepLines w:val="0"/>
+        <w:pageBreakBefore w:val="0"/>
+        <w:widowControl/>
+        <w:numPr>
+          <w:ilvl w:val="0"/>
+          <w:numId w:val="0"/>
+        </w:numPr>
+        <w:suppressLineNumbers w:val="0"/>
+        <w:kinsoku/>
+        <w:wordWrap/>
+        <w:overflowPunct/>
+        <w:topLinePunct w:val="0"/>
+        <w:autoSpaceDE/>
+        <w:autoSpaceDN/>
+        <w:bidi w:val="0"/>
+        <w:adjustRightInd/>
+        <w:snapToGrid/>
+        <w:spacing w:beforeAutospacing="0" w:afterAutospacing="0" w:line="240" w:lineRule="auto"/>
+        <w:textAlignment w:val="auto"/>
+        <w:outlineLvl w:val="1"/>
+        <w:rPr>
+          <w:rFonts w:hint="eastAsia" w:ascii="宋体" w:hAnsi="宋体" w:eastAsia="宋体" w:cs="宋体"/>
+          <w:b w:val="0"/>
+          <w:bCs w:val="0"/>
+          <w:sz w:val="21"/>
+          <w:szCs w:val="21"/>
+        </w:rPr>
+      </w:pPr>
+      <w:r>
+        <w:rPr>
+          <w:rFonts w:hint="eastAsia" w:cs="宋体"/>
+          <w:b w:val="0"/>
+          <w:bCs w:val="0"/>
+          <w:sz w:val="21"/>
+          <w:szCs w:val="21"/>
+          <w:lang w:val="en-US" w:eastAsia="zh-CN"/>
+        </w:rPr>
+        <w:t>2.</w:t>
+      </w:r>
+      <w:r>
+        <w:rPr>
+          <w:rFonts w:hint="eastAsia" w:ascii="宋体" w:hAnsi="宋体" w:eastAsia="宋体" w:cs="宋体"/>
+          <w:b w:val="0"/>
+          <w:bCs w:val="0"/>
+          <w:sz w:val="21"/>
+          <w:szCs w:val="21"/>
         </w:rPr>
         <w:t>小组分工</w:t>
       </w:r>
     </w:p>
     <w:p>
       <w:pPr>
-        <w:keepNext w:val="0"/>
-        <w:keepLines w:val="0"/>
-        <w:pageBreakBefore w:val="0"/>
+        <w:pStyle w:val="3"/>
+        <w:keepNext w:val="0"/>
+        <w:keepLines w:val="0"/>
+        <w:pageBreakBefore w:val="0"/>
+        <w:widowControl/>
         <w:numPr>
           <w:numId w:val="0"/>
         </w:numPr>
-        <w:kinsoku/>
-        <w:wordWrap/>
-        <w:overflowPunct/>
-        <w:topLinePunct w:val="0"/>
-        <w:autoSpaceDE/>
-        <w:autoSpaceDN/>
-        <w:bidi w:val="0"/>
-        <w:adjustRightInd/>
-        <w:snapToGrid/>
-        <w:spacing w:beforeAutospacing="0" w:afterAutospacing="0" w:line="240" w:lineRule="auto"/>
-        <w:ind w:firstLine="420" w:firstLineChars="0"/>
-        <w:textAlignment w:val="auto"/>
+        <w:suppressLineNumbers w:val="0"/>
+        <w:kinsoku/>
+        <w:wordWrap/>
+        <w:overflowPunct/>
+        <w:topLinePunct w:val="0"/>
+        <w:autoSpaceDE/>
+        <w:autoSpaceDN/>
+        <w:bidi w:val="0"/>
+        <w:adjustRightInd/>
+        <w:snapToGrid/>
+        <w:spacing w:beforeAutospacing="0" w:afterAutospacing="0" w:line="240" w:lineRule="auto"/>
+        <w:textAlignment w:val="auto"/>
+        <w:outlineLvl w:val="1"/>
         <w:rPr>
           <w:rFonts w:hint="default" w:ascii="宋体" w:hAnsi="宋体" w:eastAsia="宋体" w:cs="宋体"/>
-          <w:sz w:val="22"/>
-          <w:szCs w:val="28"/>
+          <w:b w:val="0"/>
+          <w:bCs w:val="0"/>
+          <w:sz w:val="21"/>
+          <w:szCs w:val="21"/>
           <w:lang w:val="en-US" w:eastAsia="zh-CN"/>
         </w:rPr>
       </w:pPr>
       <w:r>
         <w:rPr>
-          <w:rFonts w:hint="eastAsia" w:ascii="宋体" w:hAnsi="宋体" w:eastAsia="宋体" w:cs="宋体"/>
-          <w:sz w:val="22"/>
-          <w:szCs w:val="28"/>
-        </w:rPr>
-        <w:t>曹昂；1231001003 ；负责眼动估计算法和模型接入</w:t>
-      </w:r>
-      <w:r>
-        <w:rPr>
-          <w:rFonts w:hint="eastAsia" w:ascii="宋体" w:hAnsi="宋体" w:eastAsia="宋体" w:cs="宋体"/>
-          <w:sz w:val="22"/>
-          <w:szCs w:val="28"/>
+          <w:rFonts w:hint="eastAsia" w:cs="宋体"/>
+          <w:b w:val="0"/>
+          <w:bCs w:val="0"/>
+          <w:sz w:val="21"/>
+          <w:szCs w:val="21"/>
           <w:lang w:val="en-US" w:eastAsia="zh-CN"/>
         </w:rPr>
-        <w:t>和数字选择模块</w:t>
-      </w:r>
-    </w:p>
-    <w:p>
-      <w:pPr>
-        <w:keepNext w:val="0"/>
-        <w:keepLines w:val="0"/>
-        <w:pageBreakBefore w:val="0"/>
+        <w:t>3.</w:t>
+      </w:r>
+      <w:r>
+        <w:rPr>
+          <w:rFonts w:hint="eastAsia" w:ascii="宋体" w:hAnsi="宋体" w:eastAsia="宋体" w:cs="宋体"/>
+          <w:b w:val="0"/>
+          <w:bCs w:val="0"/>
+          <w:sz w:val="21"/>
+          <w:szCs w:val="21"/>
+        </w:rPr>
+        <w:t>实验环境</w:t>
+      </w:r>
+      <w:r>
+        <w:rPr>
+          <w:rFonts w:hint="eastAsia" w:cs="宋体"/>
+          <w:b w:val="0"/>
+          <w:bCs w:val="0"/>
+          <w:sz w:val="21"/>
+          <w:szCs w:val="21"/>
+          <w:lang w:val="en-US" w:eastAsia="zh-CN"/>
+        </w:rPr>
+        <w:t>与系统总体架构</w:t>
+      </w:r>
+    </w:p>
+    <w:p>
+      <w:pPr>
+        <w:keepNext w:val="0"/>
+        <w:keepLines w:val="0"/>
+        <w:pageBreakBefore w:val="0"/>
+        <w:widowControl/>
         <w:numPr>
           <w:numId w:val="0"/>
         </w:numPr>
-        <w:kinsoku/>
-        <w:wordWrap/>
-        <w:overflowPunct/>
-        <w:topLinePunct w:val="0"/>
-        <w:autoSpaceDE/>
-        <w:autoSpaceDN/>
-        <w:bidi w:val="0"/>
-        <w:adjustRightInd/>
-        <w:snapToGrid/>
-        <w:spacing w:beforeAutospacing="0" w:afterAutospacing="0" w:line="240" w:lineRule="auto"/>
-        <w:ind w:firstLine="420" w:firstLineChars="0"/>
-        <w:textAlignment w:val="auto"/>
-        <w:rPr>
-          <w:rFonts w:hint="eastAsia" w:ascii="宋体" w:hAnsi="宋体" w:eastAsia="宋体" w:cs="宋体"/>
+        <w:suppressLineNumbers w:val="0"/>
+        <w:kinsoku/>
+        <w:wordWrap/>
+        <w:overflowPunct/>
+        <w:topLinePunct w:val="0"/>
+        <w:autoSpaceDE/>
+        <w:autoSpaceDN/>
+        <w:bidi w:val="0"/>
+        <w:adjustRightInd/>
+        <w:snapToGrid/>
+        <w:spacing w:beforeAutospacing="0" w:afterAutospacing="0" w:line="240" w:lineRule="auto"/>
+        <w:ind w:leftChars="0"/>
+        <w:textAlignment w:val="auto"/>
+        <w:rPr>
+          <w:rFonts w:hint="eastAsia" w:ascii="宋体" w:hAnsi="宋体" w:eastAsia="宋体" w:cs="宋体"/>
+          <w:b w:val="0"/>
+          <w:bCs w:val="0"/>
+          <w:sz w:val="21"/>
+          <w:szCs w:val="21"/>
+          <w:lang w:val="en-US" w:eastAsia="zh-CN"/>
+        </w:rPr>
+      </w:pPr>
+      <w:r>
+        <w:rPr>
+          <w:rFonts w:hint="eastAsia" w:ascii="宋体" w:hAnsi="宋体" w:eastAsia="宋体" w:cs="宋体"/>
+          <w:b w:val="0"/>
+          <w:bCs w:val="0"/>
+          <w:sz w:val="21"/>
+          <w:szCs w:val="21"/>
+          <w:lang w:val="en-US" w:eastAsia="zh-CN"/>
+        </w:rPr>
+        <w:t>4.模型的选取与使用</w:t>
+      </w:r>
+    </w:p>
+    <w:p>
+      <w:pPr>
+        <w:pStyle w:val="3"/>
+        <w:keepNext w:val="0"/>
+        <w:keepLines w:val="0"/>
+        <w:pageBreakBefore w:val="0"/>
+        <w:widowControl/>
+        <w:suppressLineNumbers w:val="0"/>
+        <w:kinsoku/>
+        <w:wordWrap/>
+        <w:overflowPunct/>
+        <w:topLinePunct w:val="0"/>
+        <w:autoSpaceDE/>
+        <w:autoSpaceDN/>
+        <w:bidi w:val="0"/>
+        <w:adjustRightInd/>
+        <w:snapToGrid/>
+        <w:spacing w:beforeAutospacing="0" w:afterAutospacing="0" w:line="240" w:lineRule="auto"/>
+        <w:textAlignment w:val="auto"/>
+        <w:rPr>
+          <w:rFonts w:hint="default" w:ascii="宋体" w:hAnsi="宋体" w:eastAsia="宋体" w:cs="宋体"/>
+          <w:b w:val="0"/>
+          <w:bCs w:val="0"/>
+          <w:sz w:val="21"/>
+          <w:szCs w:val="21"/>
+          <w:lang w:val="en-US" w:eastAsia="zh-CN"/>
+        </w:rPr>
+      </w:pPr>
+      <w:r>
+        <w:rPr>
+          <w:rFonts w:hint="eastAsia" w:ascii="宋体" w:hAnsi="宋体" w:eastAsia="宋体" w:cs="宋体"/>
+          <w:b w:val="0"/>
+          <w:bCs w:val="0"/>
+          <w:sz w:val="21"/>
+          <w:szCs w:val="21"/>
+        </w:rPr>
+        <w:t>5. 系统运行流程</w:t>
+      </w:r>
+      <w:r>
+        <w:rPr>
+          <w:rFonts w:hint="eastAsia" w:cs="宋体"/>
+          <w:b w:val="0"/>
+          <w:bCs w:val="0"/>
+          <w:sz w:val="21"/>
+          <w:szCs w:val="21"/>
+          <w:lang w:val="en-US" w:eastAsia="zh-CN"/>
+        </w:rPr>
+        <w:t>-我主要负责的部分1</w:t>
+      </w:r>
+    </w:p>
+    <w:p>
+      <w:pPr>
+        <w:pStyle w:val="7"/>
+        <w:keepNext w:val="0"/>
+        <w:keepLines w:val="0"/>
+        <w:pageBreakBefore w:val="0"/>
+        <w:widowControl/>
+        <w:suppressLineNumbers w:val="0"/>
+        <w:kinsoku/>
+        <w:wordWrap/>
+        <w:overflowPunct/>
+        <w:topLinePunct w:val="0"/>
+        <w:autoSpaceDE/>
+        <w:autoSpaceDN/>
+        <w:bidi w:val="0"/>
+        <w:adjustRightInd/>
+        <w:snapToGrid/>
+        <w:spacing w:beforeAutospacing="0" w:afterAutospacing="0" w:line="240" w:lineRule="auto"/>
+        <w:jc w:val="left"/>
+        <w:textAlignment w:val="auto"/>
+        <w:rPr>
+          <w:rFonts w:hint="default" w:ascii="宋体" w:hAnsi="宋体" w:eastAsia="宋体" w:cs="宋体"/>
+          <w:b w:val="0"/>
+          <w:bCs w:val="0"/>
+          <w:sz w:val="21"/>
+          <w:szCs w:val="21"/>
+          <w:lang w:val="en-US" w:eastAsia="zh-CN"/>
+        </w:rPr>
+      </w:pPr>
+      <w:r>
+        <w:rPr>
+          <w:rFonts w:hint="eastAsia" w:ascii="宋体" w:hAnsi="宋体" w:eastAsia="宋体" w:cs="宋体"/>
+          <w:b w:val="0"/>
+          <w:bCs w:val="0"/>
+          <w:sz w:val="21"/>
+          <w:szCs w:val="21"/>
+        </w:rPr>
+        <w:t>6. 摄像头实时追踪</w:t>
+      </w:r>
+      <w:r>
+        <w:rPr>
+          <w:rFonts w:hint="eastAsia" w:ascii="宋体" w:hAnsi="宋体" w:eastAsia="宋体" w:cs="宋体"/>
+          <w:b w:val="0"/>
+          <w:bCs w:val="0"/>
+          <w:sz w:val="21"/>
+          <w:szCs w:val="21"/>
+          <w:lang w:val="en-US" w:eastAsia="zh-CN"/>
+        </w:rPr>
+        <w:t>-我主要负责的部分2</w:t>
+      </w:r>
+    </w:p>
+    <w:p>
+      <w:pPr>
+        <w:pStyle w:val="7"/>
+        <w:keepNext w:val="0"/>
+        <w:keepLines w:val="0"/>
+        <w:pageBreakBefore w:val="0"/>
+        <w:widowControl/>
+        <w:suppressLineNumbers w:val="0"/>
+        <w:kinsoku/>
+        <w:wordWrap/>
+        <w:overflowPunct/>
+        <w:topLinePunct w:val="0"/>
+        <w:autoSpaceDE/>
+        <w:autoSpaceDN/>
+        <w:bidi w:val="0"/>
+        <w:adjustRightInd/>
+        <w:snapToGrid/>
+        <w:spacing w:beforeAutospacing="0" w:afterAutospacing="0" w:line="240" w:lineRule="auto"/>
+        <w:jc w:val="left"/>
+        <w:textAlignment w:val="auto"/>
+        <w:rPr>
+          <w:rFonts w:hint="default" w:ascii="宋体" w:hAnsi="宋体" w:eastAsia="宋体" w:cs="宋体"/>
+          <w:b w:val="0"/>
+          <w:bCs w:val="0"/>
+          <w:sz w:val="21"/>
+          <w:szCs w:val="21"/>
+          <w:lang w:val="en-US" w:eastAsia="zh-CN"/>
+        </w:rPr>
+      </w:pPr>
+      <w:r>
+        <w:rPr>
+          <w:rFonts w:hint="eastAsia" w:ascii="宋体" w:hAnsi="宋体" w:eastAsia="宋体" w:cs="宋体"/>
+          <w:b w:val="0"/>
+          <w:bCs w:val="0"/>
+          <w:sz w:val="21"/>
+          <w:szCs w:val="21"/>
+        </w:rPr>
+        <w:t>7. 16点校准功能</w:t>
+      </w:r>
+      <w:r>
+        <w:rPr>
+          <w:rFonts w:hint="eastAsia" w:ascii="宋体" w:hAnsi="宋体" w:eastAsia="宋体" w:cs="宋体"/>
+          <w:b w:val="0"/>
+          <w:bCs w:val="0"/>
+          <w:sz w:val="21"/>
+          <w:szCs w:val="21"/>
+          <w:lang w:val="en-US" w:eastAsia="zh-CN"/>
+        </w:rPr>
+        <w:t>-我主要负责的部分3</w:t>
+      </w:r>
+    </w:p>
+    <w:p>
+      <w:pPr>
+        <w:pStyle w:val="7"/>
+        <w:keepNext w:val="0"/>
+        <w:keepLines w:val="0"/>
+        <w:pageBreakBefore w:val="0"/>
+        <w:widowControl/>
+        <w:suppressLineNumbers w:val="0"/>
+        <w:kinsoku/>
+        <w:wordWrap/>
+        <w:overflowPunct/>
+        <w:topLinePunct w:val="0"/>
+        <w:autoSpaceDE/>
+        <w:autoSpaceDN/>
+        <w:bidi w:val="0"/>
+        <w:adjustRightInd/>
+        <w:snapToGrid/>
+        <w:spacing w:beforeAutospacing="0" w:afterAutospacing="0" w:line="240" w:lineRule="auto"/>
+        <w:jc w:val="left"/>
+        <w:textAlignment w:val="auto"/>
+        <w:rPr>
+          <w:rFonts w:hint="eastAsia" w:ascii="宋体" w:hAnsi="宋体" w:eastAsia="宋体" w:cs="宋体"/>
+          <w:b w:val="0"/>
+          <w:bCs w:val="0"/>
+          <w:sz w:val="21"/>
+          <w:szCs w:val="21"/>
+        </w:rPr>
+      </w:pPr>
+      <w:r>
+        <w:rPr>
+          <w:rFonts w:hint="eastAsia" w:ascii="宋体" w:hAnsi="宋体" w:eastAsia="宋体" w:cs="宋体"/>
+          <w:b w:val="0"/>
+          <w:bCs w:val="0"/>
+          <w:sz w:val="21"/>
+          <w:szCs w:val="21"/>
+        </w:rPr>
+        <w:t>8. 数字选择功能</w:t>
+      </w:r>
+    </w:p>
+    <w:p>
+      <w:pPr>
+        <w:pStyle w:val="7"/>
+        <w:keepNext w:val="0"/>
+        <w:keepLines w:val="0"/>
+        <w:pageBreakBefore w:val="0"/>
+        <w:widowControl/>
+        <w:suppressLineNumbers w:val="0"/>
+        <w:kinsoku/>
+        <w:wordWrap/>
+        <w:overflowPunct/>
+        <w:topLinePunct w:val="0"/>
+        <w:autoSpaceDE/>
+        <w:autoSpaceDN/>
+        <w:bidi w:val="0"/>
+        <w:adjustRightInd/>
+        <w:snapToGrid/>
+        <w:spacing w:beforeAutospacing="0" w:afterAutospacing="0" w:line="240" w:lineRule="auto"/>
+        <w:jc w:val="left"/>
+        <w:textAlignment w:val="auto"/>
+        <w:rPr>
+          <w:rFonts w:hint="eastAsia" w:ascii="宋体" w:hAnsi="宋体" w:eastAsia="宋体" w:cs="宋体"/>
+          <w:b w:val="0"/>
+          <w:bCs w:val="0"/>
+          <w:sz w:val="21"/>
+          <w:szCs w:val="21"/>
+        </w:rPr>
+      </w:pPr>
+      <w:r>
+        <w:rPr>
+          <w:rFonts w:hint="eastAsia" w:ascii="宋体" w:hAnsi="宋体" w:eastAsia="宋体" w:cs="宋体"/>
+          <w:b w:val="0"/>
+          <w:bCs w:val="0"/>
+          <w:sz w:val="21"/>
+          <w:szCs w:val="21"/>
+        </w:rPr>
+        <w:t>9. 实验结果</w:t>
+      </w:r>
+    </w:p>
+    <w:p>
+      <w:pPr>
+        <w:pStyle w:val="7"/>
+        <w:keepNext w:val="0"/>
+        <w:keepLines w:val="0"/>
+        <w:pageBreakBefore w:val="0"/>
+        <w:widowControl/>
+        <w:suppressLineNumbers w:val="0"/>
+        <w:kinsoku/>
+        <w:wordWrap/>
+        <w:overflowPunct/>
+        <w:topLinePunct w:val="0"/>
+        <w:autoSpaceDE/>
+        <w:autoSpaceDN/>
+        <w:bidi w:val="0"/>
+        <w:adjustRightInd/>
+        <w:snapToGrid/>
+        <w:spacing w:beforeAutospacing="0" w:afterAutospacing="0" w:line="240" w:lineRule="auto"/>
+        <w:jc w:val="left"/>
+        <w:textAlignment w:val="auto"/>
+        <w:rPr>
+          <w:rFonts w:hint="eastAsia" w:ascii="宋体" w:hAnsi="宋体" w:eastAsia="宋体" w:cs="宋体"/>
+          <w:b w:val="0"/>
+          <w:bCs w:val="0"/>
+          <w:sz w:val="21"/>
+          <w:szCs w:val="21"/>
+        </w:rPr>
+      </w:pPr>
+      <w:r>
+        <w:rPr>
+          <w:rFonts w:hint="eastAsia" w:ascii="宋体" w:hAnsi="宋体" w:eastAsia="宋体" w:cs="宋体"/>
+          <w:b w:val="0"/>
+          <w:bCs w:val="0"/>
+          <w:sz w:val="21"/>
+          <w:szCs w:val="21"/>
+        </w:rPr>
+        <w:t>10. 遇到的问题</w:t>
+      </w:r>
+    </w:p>
+    <w:p>
+      <w:pPr>
+        <w:pStyle w:val="7"/>
+        <w:keepNext w:val="0"/>
+        <w:keepLines w:val="0"/>
+        <w:pageBreakBefore w:val="0"/>
+        <w:widowControl/>
+        <w:suppressLineNumbers w:val="0"/>
+        <w:kinsoku/>
+        <w:wordWrap/>
+        <w:overflowPunct/>
+        <w:topLinePunct w:val="0"/>
+        <w:autoSpaceDE/>
+        <w:autoSpaceDN/>
+        <w:bidi w:val="0"/>
+        <w:adjustRightInd/>
+        <w:snapToGrid/>
+        <w:spacing w:beforeAutospacing="0" w:afterAutospacing="0" w:line="240" w:lineRule="auto"/>
+        <w:jc w:val="left"/>
+        <w:textAlignment w:val="auto"/>
+        <w:rPr>
+          <w:rFonts w:hint="eastAsia" w:ascii="宋体" w:hAnsi="宋体" w:eastAsia="宋体" w:cs="宋体"/>
+          <w:b w:val="0"/>
+          <w:bCs w:val="0"/>
+          <w:sz w:val="21"/>
+          <w:szCs w:val="21"/>
+        </w:rPr>
+      </w:pPr>
+      <w:r>
+        <w:rPr>
+          <w:rFonts w:hint="eastAsia" w:ascii="宋体" w:hAnsi="宋体" w:eastAsia="宋体" w:cs="宋体"/>
+          <w:b w:val="0"/>
+          <w:bCs w:val="0"/>
+          <w:sz w:val="21"/>
+          <w:szCs w:val="21"/>
+        </w:rPr>
+        <w:t>11. 个人工作总结</w:t>
+      </w:r>
+    </w:p>
+    <w:p>
+      <w:pPr>
+        <w:pStyle w:val="7"/>
+        <w:keepNext w:val="0"/>
+        <w:keepLines w:val="0"/>
+        <w:pageBreakBefore w:val="0"/>
+        <w:widowControl/>
+        <w:suppressLineNumbers w:val="0"/>
+        <w:kinsoku/>
+        <w:wordWrap/>
+        <w:overflowPunct/>
+        <w:topLinePunct w:val="0"/>
+        <w:autoSpaceDE/>
+        <w:autoSpaceDN/>
+        <w:bidi w:val="0"/>
+        <w:adjustRightInd/>
+        <w:snapToGrid/>
+        <w:spacing w:beforeAutospacing="0" w:afterAutospacing="0" w:line="240" w:lineRule="auto"/>
+        <w:jc w:val="left"/>
+        <w:textAlignment w:val="auto"/>
+        <w:rPr>
+          <w:rFonts w:hint="eastAsia" w:ascii="宋体" w:hAnsi="宋体" w:eastAsia="宋体" w:cs="宋体"/>
+          <w:b w:val="0"/>
+          <w:bCs w:val="0"/>
+          <w:sz w:val="21"/>
+          <w:szCs w:val="21"/>
+        </w:rPr>
+      </w:pPr>
+      <w:r>
+        <w:rPr>
+          <w:rFonts w:hint="eastAsia" w:ascii="宋体" w:hAnsi="宋体" w:eastAsia="宋体" w:cs="宋体"/>
+          <w:b w:val="0"/>
+          <w:bCs w:val="0"/>
+          <w:sz w:val="21"/>
+          <w:szCs w:val="21"/>
+        </w:rPr>
+        <w:t>12. 总结</w:t>
+      </w:r>
+    </w:p>
+    <w:p>
+      <w:pPr>
+        <w:rPr>
+          <w:rFonts w:hint="eastAsia"/>
+          <w:lang w:val="en-US" w:eastAsia="zh-CN"/>
+        </w:rPr>
+      </w:pPr>
+    </w:p>
+    <w:p>
+      <w:pPr>
+        <w:pStyle w:val="3"/>
+        <w:keepNext w:val="0"/>
+        <w:keepLines w:val="0"/>
+        <w:pageBreakBefore w:val="0"/>
+        <w:widowControl/>
+        <w:suppressLineNumbers w:val="0"/>
+        <w:kinsoku/>
+        <w:wordWrap/>
+        <w:overflowPunct/>
+        <w:topLinePunct w:val="0"/>
+        <w:autoSpaceDE/>
+        <w:autoSpaceDN/>
+        <w:bidi w:val="0"/>
+        <w:adjustRightInd/>
+        <w:snapToGrid/>
+        <w:spacing w:beforeAutospacing="0" w:afterAutospacing="0" w:line="240" w:lineRule="auto"/>
+        <w:textAlignment w:val="auto"/>
+        <w:rPr>
+          <w:rFonts w:hint="eastAsia" w:ascii="宋体" w:hAnsi="宋体" w:eastAsia="宋体" w:cs="宋体"/>
+          <w:sz w:val="24"/>
+          <w:szCs w:val="24"/>
+        </w:rPr>
+      </w:pPr>
+    </w:p>
+    <w:p>
+      <w:pPr>
+        <w:rPr>
+          <w:rFonts w:hint="eastAsia" w:ascii="宋体" w:hAnsi="宋体" w:eastAsia="宋体" w:cs="宋体"/>
+          <w:sz w:val="24"/>
+          <w:szCs w:val="24"/>
+        </w:rPr>
+      </w:pPr>
+    </w:p>
+    <w:p>
+      <w:pPr>
+        <w:rPr>
+          <w:rFonts w:hint="eastAsia" w:ascii="宋体" w:hAnsi="宋体" w:eastAsia="宋体" w:cs="宋体"/>
+          <w:sz w:val="24"/>
+          <w:szCs w:val="24"/>
+        </w:rPr>
+      </w:pPr>
+    </w:p>
+    <w:p>
+      <w:pPr>
+        <w:rPr>
+          <w:rFonts w:hint="eastAsia" w:ascii="宋体" w:hAnsi="宋体" w:eastAsia="宋体" w:cs="宋体"/>
+          <w:sz w:val="24"/>
+          <w:szCs w:val="24"/>
+        </w:rPr>
+      </w:pPr>
+    </w:p>
+    <w:p>
+      <w:pPr>
+        <w:rPr>
+          <w:rFonts w:hint="eastAsia" w:ascii="宋体" w:hAnsi="宋体" w:eastAsia="宋体" w:cs="宋体"/>
+          <w:sz w:val="24"/>
+          <w:szCs w:val="24"/>
+        </w:rPr>
+      </w:pPr>
+    </w:p>
+    <w:p>
+      <w:pPr>
+        <w:rPr>
+          <w:rFonts w:hint="eastAsia" w:ascii="宋体" w:hAnsi="宋体" w:eastAsia="宋体" w:cs="宋体"/>
+          <w:sz w:val="24"/>
+          <w:szCs w:val="24"/>
+        </w:rPr>
+      </w:pPr>
+    </w:p>
+    <w:p>
+      <w:pPr>
+        <w:rPr>
+          <w:rFonts w:hint="eastAsia" w:ascii="宋体" w:hAnsi="宋体" w:eastAsia="宋体" w:cs="宋体"/>
+          <w:sz w:val="24"/>
+          <w:szCs w:val="24"/>
+        </w:rPr>
+      </w:pPr>
+    </w:p>
+    <w:p>
+      <w:pPr>
+        <w:rPr>
+          <w:rFonts w:hint="eastAsia" w:ascii="宋体" w:hAnsi="宋体" w:eastAsia="宋体" w:cs="宋体"/>
+          <w:sz w:val="24"/>
+          <w:szCs w:val="24"/>
+        </w:rPr>
+      </w:pPr>
+    </w:p>
+    <w:p>
+      <w:pPr>
+        <w:rPr>
+          <w:rFonts w:hint="eastAsia" w:ascii="宋体" w:hAnsi="宋体" w:eastAsia="宋体" w:cs="宋体"/>
+          <w:sz w:val="24"/>
+          <w:szCs w:val="24"/>
+        </w:rPr>
+      </w:pPr>
+    </w:p>
+    <w:p>
+      <w:pPr>
+        <w:rPr>
+          <w:rFonts w:hint="eastAsia" w:ascii="宋体" w:hAnsi="宋体" w:eastAsia="宋体" w:cs="宋体"/>
+          <w:sz w:val="24"/>
+          <w:szCs w:val="24"/>
+        </w:rPr>
+      </w:pPr>
+    </w:p>
+    <w:p>
+      <w:pPr>
+        <w:rPr>
+          <w:rFonts w:hint="eastAsia" w:ascii="宋体" w:hAnsi="宋体" w:eastAsia="宋体" w:cs="宋体"/>
+          <w:sz w:val="24"/>
+          <w:szCs w:val="24"/>
+        </w:rPr>
+      </w:pPr>
+    </w:p>
+    <w:p>
+      <w:pPr>
+        <w:rPr>
+          <w:rFonts w:hint="eastAsia" w:ascii="宋体" w:hAnsi="宋体" w:eastAsia="宋体" w:cs="宋体"/>
+          <w:sz w:val="24"/>
+          <w:szCs w:val="24"/>
+        </w:rPr>
+      </w:pPr>
+    </w:p>
+    <w:p>
+      <w:pPr>
+        <w:rPr>
+          <w:rFonts w:hint="eastAsia" w:ascii="宋体" w:hAnsi="宋体" w:eastAsia="宋体" w:cs="宋体"/>
+          <w:sz w:val="24"/>
+          <w:szCs w:val="24"/>
+        </w:rPr>
+      </w:pPr>
+    </w:p>
+    <w:p>
+      <w:pPr>
+        <w:rPr>
+          <w:rFonts w:hint="eastAsia" w:ascii="宋体" w:hAnsi="宋体" w:eastAsia="宋体" w:cs="宋体"/>
+          <w:sz w:val="24"/>
+          <w:szCs w:val="24"/>
+        </w:rPr>
+      </w:pPr>
+    </w:p>
+    <w:p>
+      <w:pPr>
+        <w:rPr>
+          <w:rFonts w:hint="eastAsia" w:ascii="宋体" w:hAnsi="宋体" w:eastAsia="宋体" w:cs="宋体"/>
+          <w:sz w:val="24"/>
+          <w:szCs w:val="24"/>
+        </w:rPr>
+      </w:pPr>
+    </w:p>
+    <w:p>
+      <w:pPr>
+        <w:rPr>
+          <w:rFonts w:hint="eastAsia" w:ascii="宋体" w:hAnsi="宋体" w:eastAsia="宋体" w:cs="宋体"/>
+          <w:sz w:val="24"/>
+          <w:szCs w:val="24"/>
+        </w:rPr>
+      </w:pPr>
+    </w:p>
+    <w:p>
+      <w:pPr>
+        <w:rPr>
+          <w:rFonts w:hint="eastAsia" w:ascii="宋体" w:hAnsi="宋体" w:eastAsia="宋体" w:cs="宋体"/>
+          <w:sz w:val="24"/>
+          <w:szCs w:val="24"/>
+        </w:rPr>
+      </w:pPr>
+    </w:p>
+    <w:p>
+      <w:pPr>
+        <w:rPr>
+          <w:rFonts w:hint="eastAsia" w:ascii="宋体" w:hAnsi="宋体" w:eastAsia="宋体" w:cs="宋体"/>
+          <w:sz w:val="24"/>
+          <w:szCs w:val="24"/>
+        </w:rPr>
+      </w:pPr>
+    </w:p>
+    <w:p>
+      <w:pPr>
+        <w:rPr>
+          <w:rFonts w:hint="eastAsia" w:ascii="宋体" w:hAnsi="宋体" w:eastAsia="宋体" w:cs="宋体"/>
+          <w:sz w:val="24"/>
+          <w:szCs w:val="24"/>
+        </w:rPr>
+      </w:pPr>
+    </w:p>
+    <w:p>
+      <w:pPr>
+        <w:rPr>
+          <w:rFonts w:hint="eastAsia" w:ascii="宋体" w:hAnsi="宋体" w:eastAsia="宋体" w:cs="宋体"/>
+          <w:sz w:val="24"/>
+          <w:szCs w:val="24"/>
+        </w:rPr>
+      </w:pPr>
+    </w:p>
+    <w:p>
+      <w:pPr>
+        <w:rPr>
+          <w:rFonts w:hint="eastAsia" w:ascii="宋体" w:hAnsi="宋体" w:eastAsia="宋体" w:cs="宋体"/>
+          <w:sz w:val="24"/>
+          <w:szCs w:val="24"/>
+        </w:rPr>
+      </w:pPr>
+    </w:p>
+    <w:p>
+      <w:pPr>
+        <w:rPr>
+          <w:rFonts w:hint="eastAsia" w:ascii="宋体" w:hAnsi="宋体" w:eastAsia="宋体" w:cs="宋体"/>
+          <w:sz w:val="24"/>
+          <w:szCs w:val="24"/>
+        </w:rPr>
+      </w:pPr>
+    </w:p>
+    <w:p>
+      <w:pPr>
+        <w:rPr>
+          <w:rFonts w:hint="eastAsia" w:ascii="宋体" w:hAnsi="宋体" w:eastAsia="宋体" w:cs="宋体"/>
+          <w:sz w:val="24"/>
+          <w:szCs w:val="24"/>
+        </w:rPr>
+      </w:pPr>
+    </w:p>
+    <w:p>
+      <w:pPr>
+        <w:rPr>
+          <w:rFonts w:hint="eastAsia" w:ascii="宋体" w:hAnsi="宋体" w:eastAsia="宋体" w:cs="宋体"/>
+          <w:sz w:val="24"/>
+          <w:szCs w:val="24"/>
+        </w:rPr>
+      </w:pPr>
+    </w:p>
+    <w:p>
+      <w:pPr>
+        <w:rPr>
+          <w:rFonts w:hint="eastAsia" w:ascii="宋体" w:hAnsi="宋体" w:eastAsia="宋体" w:cs="宋体"/>
+          <w:sz w:val="24"/>
+          <w:szCs w:val="24"/>
+        </w:rPr>
+      </w:pPr>
+    </w:p>
+    <w:p>
+      <w:pPr>
+        <w:rPr>
+          <w:rFonts w:hint="eastAsia" w:ascii="宋体" w:hAnsi="宋体" w:eastAsia="宋体" w:cs="宋体"/>
+          <w:sz w:val="24"/>
+          <w:szCs w:val="24"/>
+        </w:rPr>
+      </w:pPr>
+    </w:p>
+    <w:p>
+      <w:pPr>
+        <w:rPr>
+          <w:rFonts w:hint="eastAsia" w:ascii="宋体" w:hAnsi="宋体" w:eastAsia="宋体" w:cs="宋体"/>
+          <w:sz w:val="24"/>
+          <w:szCs w:val="24"/>
+        </w:rPr>
+      </w:pPr>
+    </w:p>
+    <w:p>
+      <w:pPr>
+        <w:rPr>
+          <w:rFonts w:hint="eastAsia" w:ascii="宋体" w:hAnsi="宋体" w:eastAsia="宋体" w:cs="宋体"/>
+          <w:sz w:val="24"/>
+          <w:szCs w:val="24"/>
+        </w:rPr>
+      </w:pPr>
+    </w:p>
+    <w:p>
+      <w:pPr>
+        <w:pStyle w:val="3"/>
+        <w:keepNext w:val="0"/>
+        <w:keepLines w:val="0"/>
+        <w:pageBreakBefore w:val="0"/>
+        <w:widowControl/>
+        <w:suppressLineNumbers w:val="0"/>
+        <w:kinsoku/>
+        <w:wordWrap/>
+        <w:overflowPunct/>
+        <w:topLinePunct w:val="0"/>
+        <w:autoSpaceDE/>
+        <w:autoSpaceDN/>
+        <w:bidi w:val="0"/>
+        <w:adjustRightInd/>
+        <w:snapToGrid/>
+        <w:spacing w:beforeAutospacing="0" w:afterAutospacing="0" w:line="240" w:lineRule="auto"/>
+        <w:textAlignment w:val="auto"/>
+        <w:rPr>
+          <w:rFonts w:hint="eastAsia" w:ascii="宋体" w:hAnsi="宋体" w:eastAsia="宋体" w:cs="宋体"/>
+          <w:sz w:val="24"/>
+          <w:szCs w:val="24"/>
+        </w:rPr>
+      </w:pPr>
+      <w:r>
+        <w:rPr>
+          <w:rFonts w:hint="eastAsia" w:ascii="宋体" w:hAnsi="宋体" w:eastAsia="宋体" w:cs="宋体"/>
+          <w:sz w:val="24"/>
+          <w:szCs w:val="24"/>
+        </w:rPr>
+        <w:t>1. 项目简介</w:t>
+      </w:r>
+    </w:p>
+    <w:p>
+      <w:pPr>
+        <w:pStyle w:val="7"/>
+        <w:keepNext w:val="0"/>
+        <w:keepLines w:val="0"/>
+        <w:pageBreakBefore w:val="0"/>
+        <w:widowControl/>
+        <w:suppressLineNumbers w:val="0"/>
+        <w:kinsoku/>
+        <w:wordWrap/>
+        <w:overflowPunct/>
+        <w:topLinePunct w:val="0"/>
+        <w:autoSpaceDE/>
+        <w:autoSpaceDN/>
+        <w:bidi w:val="0"/>
+        <w:adjustRightInd/>
+        <w:snapToGrid/>
+        <w:spacing w:beforeAutospacing="0" w:afterAutospacing="0" w:line="240" w:lineRule="auto"/>
+        <w:ind w:firstLine="420" w:firstLineChars="0"/>
+        <w:textAlignment w:val="auto"/>
+        <w:rPr>
+          <w:rFonts w:hint="eastAsia" w:ascii="宋体" w:hAnsi="宋体" w:eastAsia="宋体" w:cs="宋体"/>
+          <w:sz w:val="22"/>
+          <w:szCs w:val="22"/>
+        </w:rPr>
+      </w:pPr>
+      <w:r>
+        <w:rPr>
+          <w:rFonts w:hint="eastAsia" w:ascii="宋体" w:hAnsi="宋体" w:eastAsia="宋体" w:cs="宋体"/>
+          <w:sz w:val="22"/>
+          <w:szCs w:val="22"/>
+        </w:rPr>
+        <w:t>本项目主要完成以下功能：使用摄像头实时估计用户视线；将视线方向转换为屏幕注视坐标；判断用户当前注视的屏幕区域；记录视线数据并生成分析结果；实现简单的注视数字选择功能。</w:t>
+      </w:r>
+    </w:p>
+    <w:p>
+      <w:pPr>
+        <w:pStyle w:val="7"/>
+        <w:keepNext w:val="0"/>
+        <w:keepLines w:val="0"/>
+        <w:pageBreakBefore w:val="0"/>
+        <w:widowControl/>
+        <w:suppressLineNumbers w:val="0"/>
+        <w:kinsoku/>
+        <w:wordWrap/>
+        <w:overflowPunct/>
+        <w:topLinePunct w:val="0"/>
+        <w:autoSpaceDE/>
+        <w:autoSpaceDN/>
+        <w:bidi w:val="0"/>
+        <w:adjustRightInd/>
+        <w:snapToGrid/>
+        <w:spacing w:beforeAutospacing="0" w:afterAutospacing="0" w:line="240" w:lineRule="auto"/>
+        <w:textAlignment w:val="auto"/>
+        <w:rPr>
+          <w:rFonts w:hint="eastAsia" w:ascii="宋体" w:hAnsi="宋体" w:eastAsia="宋体" w:cs="宋体"/>
+          <w:sz w:val="22"/>
+          <w:szCs w:val="22"/>
+        </w:rPr>
+      </w:pPr>
+    </w:p>
+    <w:p>
+      <w:pPr>
+        <w:pStyle w:val="7"/>
+        <w:keepNext w:val="0"/>
+        <w:keepLines w:val="0"/>
+        <w:pageBreakBefore w:val="0"/>
+        <w:widowControl/>
+        <w:suppressLineNumbers w:val="0"/>
+        <w:kinsoku/>
+        <w:wordWrap/>
+        <w:overflowPunct/>
+        <w:topLinePunct w:val="0"/>
+        <w:autoSpaceDE/>
+        <w:autoSpaceDN/>
+        <w:bidi w:val="0"/>
+        <w:adjustRightInd/>
+        <w:snapToGrid/>
+        <w:spacing w:beforeAutospacing="0" w:afterAutospacing="0" w:line="240" w:lineRule="auto"/>
+        <w:ind w:firstLine="420" w:firstLineChars="0"/>
+        <w:textAlignment w:val="auto"/>
+        <w:rPr>
+          <w:rFonts w:hint="eastAsia" w:ascii="宋体" w:hAnsi="宋体" w:eastAsia="宋体" w:cs="宋体"/>
+          <w:sz w:val="22"/>
+          <w:szCs w:val="22"/>
+        </w:rPr>
+      </w:pPr>
+      <w:r>
+        <w:rPr>
+          <w:rFonts w:hint="eastAsia" w:ascii="宋体" w:hAnsi="宋体" w:eastAsia="宋体" w:cs="宋体"/>
+          <w:sz w:val="22"/>
+          <w:szCs w:val="22"/>
+        </w:rPr>
+        <w:t>项目的基本流程为：</w:t>
+      </w:r>
+    </w:p>
+    <w:p>
+      <w:pPr>
+        <w:pStyle w:val="7"/>
+        <w:keepNext w:val="0"/>
+        <w:keepLines w:val="0"/>
+        <w:pageBreakBefore w:val="0"/>
+        <w:widowControl/>
+        <w:suppressLineNumbers w:val="0"/>
+        <w:kinsoku/>
+        <w:wordWrap/>
+        <w:overflowPunct/>
+        <w:topLinePunct w:val="0"/>
+        <w:autoSpaceDE/>
+        <w:autoSpaceDN/>
+        <w:bidi w:val="0"/>
+        <w:adjustRightInd/>
+        <w:snapToGrid/>
+        <w:spacing w:beforeAutospacing="0" w:afterAutospacing="0" w:line="240" w:lineRule="auto"/>
+        <w:ind w:firstLine="420" w:firstLineChars="0"/>
+        <w:textAlignment w:val="auto"/>
+        <w:rPr>
+          <w:rFonts w:hint="eastAsia" w:ascii="宋体" w:hAnsi="宋体" w:eastAsia="宋体" w:cs="宋体"/>
+          <w:sz w:val="22"/>
+          <w:szCs w:val="22"/>
+        </w:rPr>
+      </w:pPr>
+      <w:r>
+        <w:rPr>
+          <w:rFonts w:hint="eastAsia" w:ascii="宋体" w:hAnsi="宋体" w:eastAsia="宋体" w:cs="宋体"/>
+          <w:sz w:val="22"/>
+          <w:szCs w:val="22"/>
+        </w:rPr>
+        <w:t>摄像头画面 → L2CS-Net估计 yaw/pitch → 16点校准 → 屏幕注视坐标 → AOI判断 → 数据分析和结果输出。</w:t>
+      </w:r>
+    </w:p>
+    <w:p>
+      <w:pPr>
+        <w:pStyle w:val="7"/>
+        <w:keepNext w:val="0"/>
+        <w:keepLines w:val="0"/>
+        <w:pageBreakBefore w:val="0"/>
+        <w:widowControl/>
+        <w:suppressLineNumbers w:val="0"/>
+        <w:kinsoku/>
+        <w:wordWrap/>
+        <w:overflowPunct/>
+        <w:topLinePunct w:val="0"/>
+        <w:autoSpaceDE/>
+        <w:autoSpaceDN/>
+        <w:bidi w:val="0"/>
+        <w:adjustRightInd/>
+        <w:snapToGrid/>
+        <w:spacing w:beforeAutospacing="0" w:afterAutospacing="0" w:line="240" w:lineRule="auto"/>
+        <w:textAlignment w:val="auto"/>
+        <w:rPr>
+          <w:rFonts w:hint="eastAsia" w:ascii="宋体" w:hAnsi="宋体" w:eastAsia="宋体" w:cs="宋体"/>
+          <w:sz w:val="22"/>
+          <w:szCs w:val="22"/>
+        </w:rPr>
+      </w:pPr>
+    </w:p>
+    <w:p>
+      <w:pPr>
+        <w:pStyle w:val="3"/>
+        <w:keepNext w:val="0"/>
+        <w:keepLines w:val="0"/>
+        <w:pageBreakBefore w:val="0"/>
+        <w:widowControl/>
+        <w:numPr>
+          <w:ilvl w:val="0"/>
+          <w:numId w:val="0"/>
+        </w:numPr>
+        <w:suppressLineNumbers w:val="0"/>
+        <w:kinsoku/>
+        <w:wordWrap/>
+        <w:overflowPunct/>
+        <w:topLinePunct w:val="0"/>
+        <w:autoSpaceDE/>
+        <w:autoSpaceDN/>
+        <w:bidi w:val="0"/>
+        <w:adjustRightInd/>
+        <w:snapToGrid/>
+        <w:spacing w:beforeAutospacing="0" w:afterAutospacing="0" w:line="240" w:lineRule="auto"/>
+        <w:textAlignment w:val="auto"/>
+        <w:outlineLvl w:val="1"/>
+        <w:rPr>
+          <w:rFonts w:hint="eastAsia" w:ascii="宋体" w:hAnsi="宋体" w:eastAsia="宋体" w:cs="宋体"/>
+          <w:sz w:val="24"/>
+          <w:szCs w:val="24"/>
+        </w:rPr>
+      </w:pPr>
+      <w:r>
+        <w:rPr>
+          <w:rFonts w:hint="eastAsia" w:cs="宋体"/>
+          <w:sz w:val="24"/>
+          <w:szCs w:val="24"/>
+          <w:lang w:val="en-US" w:eastAsia="zh-CN"/>
+        </w:rPr>
+        <w:t>2.</w:t>
+      </w:r>
+      <w:r>
+        <w:rPr>
+          <w:rFonts w:hint="eastAsia" w:ascii="宋体" w:hAnsi="宋体" w:eastAsia="宋体" w:cs="宋体"/>
+          <w:sz w:val="24"/>
+          <w:szCs w:val="24"/>
+        </w:rPr>
+        <w:t>小组分工</w:t>
+      </w:r>
+    </w:p>
+    <w:p>
+      <w:pPr>
+        <w:keepNext w:val="0"/>
+        <w:keepLines w:val="0"/>
+        <w:pageBreakBefore w:val="0"/>
+        <w:numPr>
+          <w:ilvl w:val="0"/>
+          <w:numId w:val="0"/>
+        </w:numPr>
+        <w:kinsoku/>
+        <w:wordWrap/>
+        <w:overflowPunct/>
+        <w:topLinePunct w:val="0"/>
+        <w:autoSpaceDE/>
+        <w:autoSpaceDN/>
+        <w:bidi w:val="0"/>
+        <w:adjustRightInd/>
+        <w:snapToGrid/>
+        <w:spacing w:beforeAutospacing="0" w:afterAutospacing="0" w:line="240" w:lineRule="auto"/>
+        <w:ind w:firstLine="420" w:firstLineChars="0"/>
+        <w:textAlignment w:val="auto"/>
+        <w:rPr>
+          <w:rFonts w:hint="default" w:ascii="宋体" w:hAnsi="宋体" w:eastAsia="宋体" w:cs="宋体"/>
           <w:sz w:val="22"/>
           <w:szCs w:val="28"/>
           <w:lang w:val="en-US" w:eastAsia="zh-CN"/>
@@ -1073,7 +1895,7 @@
           <w:sz w:val="22"/>
           <w:szCs w:val="28"/>
         </w:rPr>
-        <w:t>蔡卓霖；1231001002；负责系统运行流程、摄像头追踪</w:t>
+        <w:t>曹昂；1231001003 ；负责眼动估计算法和模型接入</w:t>
       </w:r>
       <w:r>
         <w:rPr>
@@ -1082,23 +1904,69 @@
           <w:szCs w:val="28"/>
           <w:lang w:val="en-US" w:eastAsia="zh-CN"/>
         </w:rPr>
-        <w:t>数据获取，</w:t>
-      </w:r>
-      <w:r>
-        <w:rPr>
-          <w:rFonts w:hint="eastAsia" w:ascii="宋体" w:hAnsi="宋体" w:eastAsia="宋体" w:cs="宋体"/>
-          <w:sz w:val="22"/>
-          <w:szCs w:val="28"/>
-        </w:rPr>
-        <w:t>和校准</w:t>
-      </w:r>
-      <w:r>
+        <w:t>和数字选择模块</w:t>
+      </w:r>
+    </w:p>
+    <w:p>
+      <w:pPr>
+        <w:keepNext w:val="0"/>
+        <w:keepLines w:val="0"/>
+        <w:pageBreakBefore w:val="0"/>
+        <w:numPr>
+          <w:ilvl w:val="0"/>
+          <w:numId w:val="0"/>
+        </w:numPr>
+        <w:kinsoku/>
+        <w:wordWrap/>
+        <w:overflowPunct/>
+        <w:topLinePunct w:val="0"/>
+        <w:autoSpaceDE/>
+        <w:autoSpaceDN/>
+        <w:bidi w:val="0"/>
+        <w:adjustRightInd/>
+        <w:snapToGrid/>
+        <w:spacing w:beforeAutospacing="0" w:afterAutospacing="0" w:line="240" w:lineRule="auto"/>
+        <w:ind w:firstLine="420" w:firstLineChars="0"/>
+        <w:textAlignment w:val="auto"/>
         <w:rPr>
           <w:rFonts w:hint="eastAsia" w:ascii="宋体" w:hAnsi="宋体" w:eastAsia="宋体" w:cs="宋体"/>
           <w:sz w:val="22"/>
           <w:szCs w:val="28"/>
           <w:lang w:val="en-US" w:eastAsia="zh-CN"/>
         </w:rPr>
+      </w:pPr>
+      <w:r>
+        <w:rPr>
+          <w:rFonts w:hint="eastAsia" w:ascii="宋体" w:hAnsi="宋体" w:eastAsia="宋体" w:cs="宋体"/>
+          <w:sz w:val="22"/>
+          <w:szCs w:val="28"/>
+        </w:rPr>
+        <w:t>蔡卓霖；1231001002；负责系统运行流程、摄像头追踪</w:t>
+      </w:r>
+      <w:r>
+        <w:rPr>
+          <w:rFonts w:hint="eastAsia" w:ascii="宋体" w:hAnsi="宋体" w:eastAsia="宋体" w:cs="宋体"/>
+          <w:sz w:val="22"/>
+          <w:szCs w:val="28"/>
+          <w:lang w:val="en-US" w:eastAsia="zh-CN"/>
+        </w:rPr>
+        <w:t>数据获取，</w:t>
+      </w:r>
+      <w:r>
+        <w:rPr>
+          <w:rFonts w:hint="eastAsia" w:ascii="宋体" w:hAnsi="宋体" w:eastAsia="宋体" w:cs="宋体"/>
+          <w:sz w:val="22"/>
+          <w:szCs w:val="28"/>
+        </w:rPr>
+        <w:t>和校准</w:t>
+      </w:r>
+      <w:r>
+        <w:rPr>
+          <w:rFonts w:hint="eastAsia" w:ascii="宋体" w:hAnsi="宋体" w:eastAsia="宋体" w:cs="宋体"/>
+          <w:sz w:val="22"/>
+          <w:szCs w:val="28"/>
+          <w:lang w:val="en-US" w:eastAsia="zh-CN"/>
+        </w:rPr>
         <w:t>功能</w:t>
       </w:r>
     </w:p>
@@ -1108,6 +1976,7 @@
         <w:keepLines w:val="0"/>
         <w:pageBreakBefore w:val="0"/>
         <w:numPr>
+          <w:ilvl w:val="0"/>
           <w:numId w:val="0"/>
         </w:numPr>
         <w:kinsoku/>
@@ -1186,9 +2055,10 @@
         <w:spacing w:beforeAutospacing="0" w:afterAutospacing="0" w:line="240" w:lineRule="auto"/>
         <w:textAlignment w:val="auto"/>
         <w:rPr>
-          <w:rFonts w:hint="eastAsia" w:ascii="宋体" w:hAnsi="宋体" w:eastAsia="宋体" w:cs="宋体"/>
+          <w:rFonts w:hint="default" w:ascii="宋体" w:hAnsi="宋体" w:eastAsia="宋体" w:cs="宋体"/>
           <w:sz w:val="24"/>
           <w:szCs w:val="24"/>
+          <w:lang w:val="en-US"/>
         </w:rPr>
       </w:pPr>
       <w:r>
@@ -1199,252 +2069,1094 @@
         </w:rPr>
         <w:t>实验环境</w:t>
       </w:r>
-    </w:p>
-    <w:p>
-      <w:pPr>
+      <w:r>
+        <w:rPr>
+          <w:rFonts w:hint="eastAsia" w:cs="宋体"/>
+          <w:sz w:val="24"/>
+          <w:szCs w:val="24"/>
+          <w:lang w:val="en-US" w:eastAsia="zh-CN"/>
+        </w:rPr>
+        <w:t>与系统欧洲那个题架构</w:t>
+      </w:r>
+    </w:p>
+    <w:p>
+      <w:pPr>
+        <w:numPr>
+          <w:ilvl w:val="0"/>
+          <w:numId w:val="0"/>
+        </w:numPr>
+        <w:rPr>
+          <w:rFonts w:hint="eastAsia"/>
+          <w:sz w:val="22"/>
+          <w:szCs w:val="22"/>
+        </w:rPr>
+      </w:pPr>
+    </w:p>
+    <w:p>
+      <w:pPr>
+        <w:pStyle w:val="7"/>
+        <w:keepNext w:val="0"/>
+        <w:keepLines w:val="0"/>
+        <w:pageBreakBefore w:val="0"/>
+        <w:widowControl/>
+        <w:suppressLineNumbers w:val="0"/>
+        <w:kinsoku/>
+        <w:wordWrap/>
+        <w:overflowPunct/>
+        <w:topLinePunct w:val="0"/>
+        <w:autoSpaceDE/>
+        <w:autoSpaceDN/>
+        <w:bidi w:val="0"/>
+        <w:adjustRightInd/>
+        <w:snapToGrid/>
+        <w:spacing w:beforeAutospacing="0" w:afterAutospacing="0" w:line="240" w:lineRule="auto"/>
+        <w:jc w:val="left"/>
+        <w:textAlignment w:val="auto"/>
+        <w:rPr>
+          <w:rFonts w:hint="eastAsia" w:ascii="宋体" w:hAnsi="宋体" w:eastAsia="宋体" w:cs="宋体"/>
+          <w:sz w:val="22"/>
+          <w:szCs w:val="22"/>
+        </w:rPr>
+      </w:pPr>
+      <w:r>
+        <w:rPr>
+          <w:rFonts w:hint="eastAsia" w:ascii="宋体" w:hAnsi="宋体" w:eastAsia="宋体" w:cs="宋体"/>
+          <w:sz w:val="22"/>
+          <w:szCs w:val="22"/>
+        </w:rPr>
+        <w:t>本项目使用的主要实验环境如下：</w:t>
+      </w:r>
+    </w:p>
+    <w:p>
+      <w:pPr>
+        <w:pStyle w:val="7"/>
+        <w:keepNext w:val="0"/>
+        <w:keepLines w:val="0"/>
+        <w:pageBreakBefore w:val="0"/>
+        <w:widowControl/>
+        <w:suppressLineNumbers w:val="0"/>
+        <w:kinsoku/>
+        <w:wordWrap/>
+        <w:overflowPunct/>
+        <w:topLinePunct w:val="0"/>
+        <w:autoSpaceDE/>
+        <w:autoSpaceDN/>
+        <w:bidi w:val="0"/>
+        <w:adjustRightInd/>
+        <w:snapToGrid/>
+        <w:spacing w:beforeAutospacing="0" w:afterAutospacing="0" w:line="240" w:lineRule="auto"/>
+        <w:ind w:firstLine="420" w:firstLineChars="0"/>
+        <w:jc w:val="left"/>
+        <w:textAlignment w:val="auto"/>
+        <w:rPr>
+          <w:rFonts w:hint="eastAsia" w:ascii="宋体" w:hAnsi="宋体" w:eastAsia="宋体" w:cs="宋体"/>
+          <w:sz w:val="22"/>
+          <w:szCs w:val="22"/>
+        </w:rPr>
+      </w:pPr>
+      <w:r>
+        <w:rPr>
+          <w:rFonts w:hint="eastAsia" w:ascii="宋体" w:hAnsi="宋体" w:eastAsia="宋体" w:cs="宋体"/>
+          <w:sz w:val="22"/>
+          <w:szCs w:val="22"/>
+        </w:rPr>
+        <w:t>编程语言：Python 3.12</w:t>
+      </w:r>
+    </w:p>
+    <w:p>
+      <w:pPr>
+        <w:pStyle w:val="7"/>
+        <w:keepNext w:val="0"/>
+        <w:keepLines w:val="0"/>
+        <w:pageBreakBefore w:val="0"/>
+        <w:widowControl/>
+        <w:suppressLineNumbers w:val="0"/>
+        <w:kinsoku/>
+        <w:wordWrap/>
+        <w:overflowPunct/>
+        <w:topLinePunct w:val="0"/>
+        <w:autoSpaceDE/>
+        <w:autoSpaceDN/>
+        <w:bidi w:val="0"/>
+        <w:adjustRightInd/>
+        <w:snapToGrid/>
+        <w:spacing w:beforeAutospacing="0" w:afterAutospacing="0" w:line="240" w:lineRule="auto"/>
+        <w:ind w:firstLine="420" w:firstLineChars="0"/>
+        <w:jc w:val="left"/>
+        <w:textAlignment w:val="auto"/>
+        <w:rPr>
+          <w:rFonts w:hint="eastAsia" w:ascii="宋体" w:hAnsi="宋体" w:eastAsia="宋体" w:cs="宋体"/>
+          <w:sz w:val="22"/>
+          <w:szCs w:val="22"/>
+        </w:rPr>
+      </w:pPr>
+      <w:r>
+        <w:rPr>
+          <w:rFonts w:hint="eastAsia" w:ascii="宋体" w:hAnsi="宋体" w:eastAsia="宋体" w:cs="宋体"/>
+          <w:sz w:val="22"/>
+          <w:szCs w:val="22"/>
+        </w:rPr>
+        <w:t>深度学习框架：PyTorch</w:t>
+      </w:r>
+    </w:p>
+    <w:p>
+      <w:pPr>
+        <w:pStyle w:val="7"/>
+        <w:keepNext w:val="0"/>
+        <w:keepLines w:val="0"/>
+        <w:pageBreakBefore w:val="0"/>
+        <w:widowControl/>
+        <w:suppressLineNumbers w:val="0"/>
+        <w:kinsoku/>
+        <w:wordWrap/>
+        <w:overflowPunct/>
+        <w:topLinePunct w:val="0"/>
+        <w:autoSpaceDE/>
+        <w:autoSpaceDN/>
+        <w:bidi w:val="0"/>
+        <w:adjustRightInd/>
+        <w:snapToGrid/>
+        <w:spacing w:beforeAutospacing="0" w:afterAutospacing="0" w:line="240" w:lineRule="auto"/>
+        <w:ind w:firstLine="420" w:firstLineChars="0"/>
+        <w:jc w:val="left"/>
+        <w:textAlignment w:val="auto"/>
+        <w:rPr>
+          <w:rFonts w:hint="eastAsia" w:ascii="宋体" w:hAnsi="宋体" w:eastAsia="宋体" w:cs="宋体"/>
+          <w:sz w:val="22"/>
+          <w:szCs w:val="22"/>
+        </w:rPr>
+      </w:pPr>
+      <w:r>
+        <w:rPr>
+          <w:rFonts w:hint="eastAsia" w:ascii="宋体" w:hAnsi="宋体" w:eastAsia="宋体" w:cs="宋体"/>
+          <w:sz w:val="22"/>
+          <w:szCs w:val="22"/>
+        </w:rPr>
+        <w:t>图像处理工具：OpenCV</w:t>
+      </w:r>
+    </w:p>
+    <w:p>
+      <w:pPr>
+        <w:pStyle w:val="7"/>
+        <w:keepNext w:val="0"/>
+        <w:keepLines w:val="0"/>
+        <w:pageBreakBefore w:val="0"/>
+        <w:widowControl/>
+        <w:suppressLineNumbers w:val="0"/>
+        <w:kinsoku/>
+        <w:wordWrap/>
+        <w:overflowPunct/>
+        <w:topLinePunct w:val="0"/>
+        <w:autoSpaceDE/>
+        <w:autoSpaceDN/>
+        <w:bidi w:val="0"/>
+        <w:adjustRightInd/>
+        <w:snapToGrid/>
+        <w:spacing w:beforeAutospacing="0" w:afterAutospacing="0" w:line="240" w:lineRule="auto"/>
+        <w:ind w:firstLine="420" w:firstLineChars="0"/>
+        <w:jc w:val="left"/>
+        <w:textAlignment w:val="auto"/>
+        <w:rPr>
+          <w:rFonts w:hint="eastAsia" w:ascii="宋体" w:hAnsi="宋体" w:eastAsia="宋体" w:cs="宋体"/>
+          <w:sz w:val="22"/>
+          <w:szCs w:val="22"/>
+        </w:rPr>
+      </w:pPr>
+      <w:r>
+        <w:rPr>
+          <w:rFonts w:hint="eastAsia" w:ascii="宋体" w:hAnsi="宋体" w:eastAsia="宋体" w:cs="宋体"/>
+          <w:sz w:val="22"/>
+          <w:szCs w:val="22"/>
+        </w:rPr>
+        <w:t>视线估计模型：L2CS-Net</w:t>
+      </w:r>
+    </w:p>
+    <w:p>
+      <w:pPr>
+        <w:pStyle w:val="7"/>
+        <w:keepNext w:val="0"/>
+        <w:keepLines w:val="0"/>
+        <w:pageBreakBefore w:val="0"/>
+        <w:widowControl/>
+        <w:suppressLineNumbers w:val="0"/>
+        <w:kinsoku/>
+        <w:wordWrap/>
+        <w:overflowPunct/>
+        <w:topLinePunct w:val="0"/>
+        <w:autoSpaceDE/>
+        <w:autoSpaceDN/>
+        <w:bidi w:val="0"/>
+        <w:adjustRightInd/>
+        <w:snapToGrid/>
+        <w:spacing w:beforeAutospacing="0" w:afterAutospacing="0" w:line="240" w:lineRule="auto"/>
+        <w:ind w:firstLine="420" w:firstLineChars="0"/>
+        <w:jc w:val="left"/>
+        <w:textAlignment w:val="auto"/>
+        <w:rPr>
+          <w:rFonts w:hint="eastAsia" w:ascii="宋体" w:hAnsi="宋体" w:eastAsia="宋体" w:cs="宋体"/>
+          <w:sz w:val="22"/>
+          <w:szCs w:val="22"/>
+        </w:rPr>
+      </w:pPr>
+      <w:r>
+        <w:rPr>
+          <w:rFonts w:hint="eastAsia" w:ascii="宋体" w:hAnsi="宋体" w:eastAsia="宋体" w:cs="宋体"/>
+          <w:sz w:val="22"/>
+          <w:szCs w:val="22"/>
+        </w:rPr>
+        <w:t>模型权重：L2CSNet_gaze360.pkl</w:t>
+      </w:r>
+    </w:p>
+    <w:p>
+      <w:pPr>
+        <w:pStyle w:val="7"/>
+        <w:keepNext w:val="0"/>
+        <w:keepLines w:val="0"/>
+        <w:pageBreakBefore w:val="0"/>
+        <w:widowControl/>
+        <w:suppressLineNumbers w:val="0"/>
+        <w:kinsoku/>
+        <w:wordWrap/>
+        <w:overflowPunct/>
+        <w:topLinePunct w:val="0"/>
+        <w:autoSpaceDE/>
+        <w:autoSpaceDN/>
+        <w:bidi w:val="0"/>
+        <w:adjustRightInd/>
+        <w:snapToGrid/>
+        <w:spacing w:beforeAutospacing="0" w:afterAutospacing="0" w:line="240" w:lineRule="auto"/>
+        <w:jc w:val="left"/>
+        <w:textAlignment w:val="auto"/>
+        <w:rPr>
+          <w:rFonts w:hint="eastAsia" w:ascii="宋体" w:hAnsi="宋体" w:eastAsia="宋体" w:cs="宋体"/>
+          <w:sz w:val="22"/>
+          <w:szCs w:val="22"/>
+        </w:rPr>
+      </w:pPr>
+    </w:p>
+    <w:p>
+      <w:pPr>
+        <w:pStyle w:val="7"/>
+        <w:keepNext w:val="0"/>
+        <w:keepLines w:val="0"/>
+        <w:pageBreakBefore w:val="0"/>
+        <w:widowControl/>
+        <w:suppressLineNumbers w:val="0"/>
+        <w:kinsoku/>
+        <w:wordWrap/>
+        <w:overflowPunct/>
+        <w:topLinePunct w:val="0"/>
+        <w:autoSpaceDE/>
+        <w:autoSpaceDN/>
+        <w:bidi w:val="0"/>
+        <w:adjustRightInd/>
+        <w:snapToGrid/>
+        <w:spacing w:beforeAutospacing="0" w:afterAutospacing="0" w:line="240" w:lineRule="auto"/>
+        <w:ind w:left="420" w:leftChars="0" w:firstLine="420" w:firstLineChars="0"/>
+        <w:jc w:val="left"/>
+        <w:textAlignment w:val="auto"/>
+        <w:rPr>
+          <w:rFonts w:hint="eastAsia" w:ascii="宋体" w:hAnsi="宋体" w:eastAsia="宋体" w:cs="宋体"/>
+          <w:sz w:val="22"/>
+          <w:szCs w:val="22"/>
+        </w:rPr>
+      </w:pPr>
+    </w:p>
+    <w:p>
+      <w:pPr>
+        <w:pStyle w:val="7"/>
+        <w:keepNext w:val="0"/>
+        <w:keepLines w:val="0"/>
+        <w:pageBreakBefore w:val="0"/>
+        <w:widowControl/>
+        <w:suppressLineNumbers w:val="0"/>
+        <w:kinsoku/>
+        <w:wordWrap/>
+        <w:overflowPunct/>
+        <w:topLinePunct w:val="0"/>
+        <w:autoSpaceDE/>
+        <w:autoSpaceDN/>
+        <w:bidi w:val="0"/>
+        <w:adjustRightInd/>
+        <w:snapToGrid/>
+        <w:spacing w:beforeAutospacing="0" w:afterAutospacing="0" w:line="240" w:lineRule="auto"/>
+        <w:jc w:val="left"/>
+        <w:textAlignment w:val="auto"/>
+        <w:rPr>
+          <w:rFonts w:hint="eastAsia" w:ascii="宋体" w:hAnsi="宋体" w:eastAsia="宋体" w:cs="宋体"/>
+          <w:sz w:val="22"/>
+          <w:szCs w:val="22"/>
+        </w:rPr>
+      </w:pPr>
+      <w:r>
+        <w:rPr>
+          <w:rFonts w:hint="eastAsia" w:ascii="宋体" w:hAnsi="宋体" w:eastAsia="宋体" w:cs="宋体"/>
+          <w:sz w:val="22"/>
+          <w:szCs w:val="22"/>
+          <w:lang w:val="en-US" w:eastAsia="zh-CN"/>
+        </w:rPr>
+        <w:t>系统架构如下：</w:t>
+      </w:r>
+      <w:r>
+        <w:rPr>
+          <w:rFonts w:hint="eastAsia" w:ascii="宋体" w:hAnsi="宋体" w:eastAsia="宋体" w:cs="宋体"/>
+          <w:sz w:val="22"/>
+          <w:szCs w:val="22"/>
+        </w:rPr>
+        <w:t>以 code/main.py 作为统一入口，根据运行模式调用不同模块。</w:t>
+      </w:r>
+    </w:p>
+    <w:p>
+      <w:pPr>
+        <w:pStyle w:val="7"/>
+        <w:keepNext w:val="0"/>
+        <w:keepLines w:val="0"/>
+        <w:pageBreakBefore w:val="0"/>
+        <w:widowControl/>
+        <w:suppressLineNumbers w:val="0"/>
+        <w:kinsoku/>
+        <w:wordWrap/>
+        <w:overflowPunct/>
+        <w:topLinePunct w:val="0"/>
+        <w:autoSpaceDE/>
+        <w:autoSpaceDN/>
+        <w:bidi w:val="0"/>
+        <w:adjustRightInd/>
+        <w:snapToGrid/>
+        <w:spacing w:beforeAutospacing="0" w:afterAutospacing="0" w:line="240" w:lineRule="auto"/>
+        <w:jc w:val="left"/>
+        <w:textAlignment w:val="auto"/>
+        <w:rPr>
+          <w:rFonts w:hint="eastAsia" w:ascii="宋体" w:hAnsi="宋体" w:eastAsia="宋体" w:cs="宋体"/>
+          <w:sz w:val="22"/>
+          <w:szCs w:val="22"/>
+        </w:rPr>
+      </w:pPr>
+    </w:p>
+    <w:p>
+      <w:pPr>
+        <w:pStyle w:val="7"/>
+        <w:keepNext w:val="0"/>
+        <w:keepLines w:val="0"/>
+        <w:pageBreakBefore w:val="0"/>
+        <w:widowControl/>
+        <w:suppressLineNumbers w:val="0"/>
+        <w:kinsoku/>
+        <w:wordWrap/>
+        <w:overflowPunct/>
+        <w:topLinePunct w:val="0"/>
+        <w:autoSpaceDE/>
+        <w:autoSpaceDN/>
+        <w:bidi w:val="0"/>
+        <w:adjustRightInd/>
+        <w:snapToGrid/>
+        <w:spacing w:beforeAutospacing="0" w:afterAutospacing="0" w:line="240" w:lineRule="auto"/>
+        <w:ind w:firstLine="420" w:firstLineChars="0"/>
+        <w:jc w:val="left"/>
+        <w:textAlignment w:val="auto"/>
+        <w:rPr>
+          <w:rFonts w:hint="eastAsia" w:ascii="宋体" w:hAnsi="宋体" w:eastAsia="宋体" w:cs="宋体"/>
+          <w:sz w:val="22"/>
+          <w:szCs w:val="22"/>
+        </w:rPr>
+      </w:pPr>
+      <w:r>
+        <w:rPr>
+          <w:rFonts w:hint="eastAsia" w:ascii="宋体" w:hAnsi="宋体" w:eastAsia="宋体" w:cs="宋体"/>
+          <w:sz w:val="22"/>
+          <w:szCs w:val="22"/>
+        </w:rPr>
+        <w:t>main.py：解析运行参数并选择程序模式；</w:t>
+      </w:r>
+    </w:p>
+    <w:p>
+      <w:pPr>
+        <w:pStyle w:val="7"/>
+        <w:keepNext w:val="0"/>
+        <w:keepLines w:val="0"/>
+        <w:pageBreakBefore w:val="0"/>
+        <w:widowControl/>
+        <w:suppressLineNumbers w:val="0"/>
+        <w:kinsoku/>
+        <w:wordWrap/>
+        <w:overflowPunct/>
+        <w:topLinePunct w:val="0"/>
+        <w:autoSpaceDE/>
+        <w:autoSpaceDN/>
+        <w:bidi w:val="0"/>
+        <w:adjustRightInd/>
+        <w:snapToGrid/>
+        <w:spacing w:beforeAutospacing="0" w:afterAutospacing="0" w:line="240" w:lineRule="auto"/>
+        <w:ind w:firstLine="420" w:firstLineChars="0"/>
+        <w:jc w:val="left"/>
+        <w:textAlignment w:val="auto"/>
+        <w:rPr>
+          <w:rFonts w:hint="eastAsia" w:ascii="宋体" w:hAnsi="宋体" w:eastAsia="宋体" w:cs="宋体"/>
+          <w:sz w:val="22"/>
+          <w:szCs w:val="22"/>
+        </w:rPr>
+      </w:pPr>
+      <w:r>
+        <w:rPr>
+          <w:rFonts w:hint="eastAsia" w:ascii="宋体" w:hAnsi="宋体" w:eastAsia="宋体" w:cs="宋体"/>
+          <w:sz w:val="22"/>
+          <w:szCs w:val="22"/>
+        </w:rPr>
+        <w:t>gaze_estimator.py：加载L2CS-Net并输出yaw、pitch；</w:t>
+      </w:r>
+    </w:p>
+    <w:p>
+      <w:pPr>
+        <w:pStyle w:val="7"/>
+        <w:keepNext w:val="0"/>
+        <w:keepLines w:val="0"/>
+        <w:pageBreakBefore w:val="0"/>
+        <w:widowControl/>
+        <w:suppressLineNumbers w:val="0"/>
+        <w:kinsoku/>
+        <w:wordWrap/>
+        <w:overflowPunct/>
+        <w:topLinePunct w:val="0"/>
+        <w:autoSpaceDE/>
+        <w:autoSpaceDN/>
+        <w:bidi w:val="0"/>
+        <w:adjustRightInd/>
+        <w:snapToGrid/>
+        <w:spacing w:beforeAutospacing="0" w:afterAutospacing="0" w:line="240" w:lineRule="auto"/>
+        <w:ind w:firstLine="420" w:firstLineChars="0"/>
+        <w:jc w:val="left"/>
+        <w:textAlignment w:val="auto"/>
+        <w:rPr>
+          <w:rFonts w:hint="eastAsia" w:ascii="宋体" w:hAnsi="宋体" w:eastAsia="宋体" w:cs="宋体"/>
+          <w:sz w:val="22"/>
+          <w:szCs w:val="22"/>
+        </w:rPr>
+      </w:pPr>
+      <w:r>
+        <w:rPr>
+          <w:rFonts w:hint="eastAsia" w:ascii="宋体" w:hAnsi="宋体" w:eastAsia="宋体" w:cs="宋体"/>
+          <w:sz w:val="22"/>
+          <w:szCs w:val="22"/>
+        </w:rPr>
+        <w:t>calibration_app.py：显示16点校准界面并采集数据；</w:t>
+      </w:r>
+    </w:p>
+    <w:p>
+      <w:pPr>
+        <w:pStyle w:val="7"/>
+        <w:keepNext w:val="0"/>
+        <w:keepLines w:val="0"/>
+        <w:pageBreakBefore w:val="0"/>
+        <w:widowControl/>
+        <w:suppressLineNumbers w:val="0"/>
+        <w:kinsoku/>
+        <w:wordWrap/>
+        <w:overflowPunct/>
+        <w:topLinePunct w:val="0"/>
+        <w:autoSpaceDE/>
+        <w:autoSpaceDN/>
+        <w:bidi w:val="0"/>
+        <w:adjustRightInd/>
+        <w:snapToGrid/>
+        <w:spacing w:beforeAutospacing="0" w:afterAutospacing="0" w:line="240" w:lineRule="auto"/>
+        <w:ind w:firstLine="420" w:firstLineChars="0"/>
+        <w:jc w:val="left"/>
+        <w:textAlignment w:val="auto"/>
+        <w:rPr>
+          <w:rFonts w:hint="eastAsia" w:ascii="宋体" w:hAnsi="宋体" w:eastAsia="宋体" w:cs="宋体"/>
+          <w:sz w:val="22"/>
+          <w:szCs w:val="22"/>
+        </w:rPr>
+      </w:pPr>
+      <w:r>
+        <w:rPr>
+          <w:rFonts w:hint="eastAsia" w:ascii="宋体" w:hAnsi="宋体" w:eastAsia="宋体" w:cs="宋体"/>
+          <w:sz w:val="22"/>
+          <w:szCs w:val="22"/>
+        </w:rPr>
+        <w:t>calibration.py：拟合、保存和应用校准模型；</w:t>
+      </w:r>
+    </w:p>
+    <w:p>
+      <w:pPr>
+        <w:pStyle w:val="7"/>
+        <w:keepNext w:val="0"/>
+        <w:keepLines w:val="0"/>
+        <w:pageBreakBefore w:val="0"/>
+        <w:widowControl/>
+        <w:suppressLineNumbers w:val="0"/>
+        <w:kinsoku/>
+        <w:wordWrap/>
+        <w:overflowPunct/>
+        <w:topLinePunct w:val="0"/>
+        <w:autoSpaceDE/>
+        <w:autoSpaceDN/>
+        <w:bidi w:val="0"/>
+        <w:adjustRightInd/>
+        <w:snapToGrid/>
+        <w:spacing w:beforeAutospacing="0" w:afterAutospacing="0" w:line="240" w:lineRule="auto"/>
+        <w:ind w:firstLine="420" w:firstLineChars="0"/>
+        <w:jc w:val="left"/>
+        <w:textAlignment w:val="auto"/>
+        <w:rPr>
+          <w:rFonts w:hint="eastAsia" w:ascii="宋体" w:hAnsi="宋体" w:eastAsia="宋体" w:cs="宋体"/>
+          <w:sz w:val="22"/>
+          <w:szCs w:val="22"/>
+        </w:rPr>
+      </w:pPr>
+      <w:r>
+        <w:rPr>
+          <w:rFonts w:hint="eastAsia" w:ascii="宋体" w:hAnsi="宋体" w:eastAsia="宋体" w:cs="宋体"/>
+          <w:sz w:val="22"/>
+          <w:szCs w:val="22"/>
+        </w:rPr>
+        <w:t>webcam_app.py：完成摄像头实时追踪和AOI判断；</w:t>
+      </w:r>
+    </w:p>
+    <w:p>
+      <w:pPr>
+        <w:pStyle w:val="7"/>
+        <w:keepNext w:val="0"/>
+        <w:keepLines w:val="0"/>
+        <w:pageBreakBefore w:val="0"/>
+        <w:widowControl/>
+        <w:suppressLineNumbers w:val="0"/>
+        <w:kinsoku/>
+        <w:wordWrap/>
+        <w:overflowPunct/>
+        <w:topLinePunct w:val="0"/>
+        <w:autoSpaceDE/>
+        <w:autoSpaceDN/>
+        <w:bidi w:val="0"/>
+        <w:adjustRightInd/>
+        <w:snapToGrid/>
+        <w:spacing w:beforeAutospacing="0" w:afterAutospacing="0" w:line="240" w:lineRule="auto"/>
+        <w:ind w:firstLine="420" w:firstLineChars="0"/>
+        <w:jc w:val="left"/>
+        <w:textAlignment w:val="auto"/>
+        <w:rPr>
+          <w:rFonts w:hint="eastAsia" w:ascii="宋体" w:hAnsi="宋体" w:eastAsia="宋体" w:cs="宋体"/>
+          <w:sz w:val="22"/>
+          <w:szCs w:val="22"/>
+        </w:rPr>
+      </w:pPr>
+      <w:r>
+        <w:rPr>
+          <w:rFonts w:hint="eastAsia" w:ascii="宋体" w:hAnsi="宋体" w:eastAsia="宋体" w:cs="宋体"/>
+          <w:sz w:val="22"/>
+          <w:szCs w:val="22"/>
+        </w:rPr>
+        <w:t>digit_selection_app.py：完成注视数字选择实验；</w:t>
+      </w:r>
+    </w:p>
+    <w:p>
+      <w:pPr>
+        <w:pStyle w:val="7"/>
+        <w:keepNext w:val="0"/>
+        <w:keepLines w:val="0"/>
+        <w:pageBreakBefore w:val="0"/>
+        <w:widowControl/>
+        <w:suppressLineNumbers w:val="0"/>
+        <w:kinsoku/>
+        <w:wordWrap/>
+        <w:overflowPunct/>
+        <w:topLinePunct w:val="0"/>
+        <w:autoSpaceDE/>
+        <w:autoSpaceDN/>
+        <w:bidi w:val="0"/>
+        <w:adjustRightInd/>
+        <w:snapToGrid/>
+        <w:spacing w:beforeAutospacing="0" w:afterAutospacing="0" w:line="240" w:lineRule="auto"/>
+        <w:ind w:firstLine="420" w:firstLineChars="0"/>
+        <w:jc w:val="left"/>
+        <w:textAlignment w:val="auto"/>
+        <w:rPr>
+          <w:rFonts w:hint="eastAsia" w:ascii="宋体" w:hAnsi="宋体" w:eastAsia="宋体" w:cs="宋体"/>
+          <w:sz w:val="22"/>
+          <w:szCs w:val="22"/>
+        </w:rPr>
+      </w:pPr>
+      <w:r>
+        <w:rPr>
+          <w:rFonts w:hint="eastAsia" w:ascii="宋体" w:hAnsi="宋体" w:eastAsia="宋体" w:cs="宋体"/>
+          <w:sz w:val="22"/>
+          <w:szCs w:val="22"/>
+        </w:rPr>
+        <w:t>aoi.py：定义AOI区域并判断注视点位置；</w:t>
+      </w:r>
+    </w:p>
+    <w:p>
+      <w:pPr>
+        <w:pStyle w:val="7"/>
+        <w:keepNext w:val="0"/>
+        <w:keepLines w:val="0"/>
+        <w:pageBreakBefore w:val="0"/>
+        <w:widowControl/>
+        <w:suppressLineNumbers w:val="0"/>
+        <w:kinsoku/>
+        <w:wordWrap/>
+        <w:overflowPunct/>
+        <w:topLinePunct w:val="0"/>
+        <w:autoSpaceDE/>
+        <w:autoSpaceDN/>
+        <w:bidi w:val="0"/>
+        <w:adjustRightInd/>
+        <w:snapToGrid/>
+        <w:spacing w:beforeAutospacing="0" w:afterAutospacing="0" w:line="240" w:lineRule="auto"/>
+        <w:ind w:firstLine="420" w:firstLineChars="0"/>
+        <w:jc w:val="left"/>
+        <w:textAlignment w:val="auto"/>
+        <w:rPr>
+          <w:rFonts w:hint="eastAsia" w:ascii="宋体" w:hAnsi="宋体" w:eastAsia="宋体" w:cs="宋体"/>
+          <w:sz w:val="22"/>
+          <w:szCs w:val="22"/>
+        </w:rPr>
+      </w:pPr>
+      <w:r>
+        <w:rPr>
+          <w:rFonts w:hint="eastAsia" w:ascii="宋体" w:hAnsi="宋体" w:eastAsia="宋体" w:cs="宋体"/>
+          <w:sz w:val="22"/>
+          <w:szCs w:val="22"/>
+        </w:rPr>
+        <w:t>analyzer.py：计算fixation、注视时间和转移矩阵；</w:t>
+      </w:r>
+    </w:p>
+    <w:p>
+      <w:pPr>
+        <w:pStyle w:val="7"/>
+        <w:keepNext w:val="0"/>
+        <w:keepLines w:val="0"/>
+        <w:pageBreakBefore w:val="0"/>
+        <w:widowControl/>
+        <w:suppressLineNumbers w:val="0"/>
+        <w:kinsoku/>
+        <w:wordWrap/>
+        <w:overflowPunct/>
+        <w:topLinePunct w:val="0"/>
+        <w:autoSpaceDE/>
+        <w:autoSpaceDN/>
+        <w:bidi w:val="0"/>
+        <w:adjustRightInd/>
+        <w:snapToGrid/>
+        <w:spacing w:beforeAutospacing="0" w:afterAutospacing="0" w:line="240" w:lineRule="auto"/>
+        <w:ind w:firstLine="420" w:firstLineChars="0"/>
+        <w:jc w:val="left"/>
+        <w:textAlignment w:val="auto"/>
+        <w:rPr>
+          <w:rFonts w:hint="eastAsia" w:ascii="宋体" w:hAnsi="宋体" w:eastAsia="宋体" w:cs="宋体"/>
+          <w:sz w:val="22"/>
+          <w:szCs w:val="22"/>
+        </w:rPr>
+      </w:pPr>
+      <w:r>
+        <w:rPr>
+          <w:rFonts w:hint="eastAsia" w:ascii="宋体" w:hAnsi="宋体" w:eastAsia="宋体" w:cs="宋体"/>
+          <w:sz w:val="22"/>
+          <w:szCs w:val="22"/>
+        </w:rPr>
+        <w:t>visualization.py：生成轨迹图、热力图和转移矩阵图。</w:t>
+      </w:r>
+    </w:p>
+    <w:p>
+      <w:pPr>
+        <w:pStyle w:val="7"/>
+        <w:keepNext w:val="0"/>
+        <w:keepLines w:val="0"/>
+        <w:pageBreakBefore w:val="0"/>
+        <w:widowControl/>
+        <w:suppressLineNumbers w:val="0"/>
+        <w:kinsoku/>
+        <w:wordWrap/>
+        <w:overflowPunct/>
+        <w:topLinePunct w:val="0"/>
+        <w:autoSpaceDE/>
+        <w:autoSpaceDN/>
+        <w:bidi w:val="0"/>
+        <w:adjustRightInd/>
+        <w:snapToGrid/>
+        <w:spacing w:beforeAutospacing="0" w:afterAutospacing="0" w:line="240" w:lineRule="auto"/>
+        <w:ind w:firstLine="420" w:firstLineChars="0"/>
+        <w:jc w:val="left"/>
+        <w:textAlignment w:val="auto"/>
+        <w:rPr>
+          <w:rFonts w:hint="eastAsia" w:ascii="宋体" w:hAnsi="宋体" w:eastAsia="宋体" w:cs="宋体"/>
+          <w:sz w:val="22"/>
+          <w:szCs w:val="22"/>
+        </w:rPr>
+      </w:pPr>
+    </w:p>
+    <w:p>
+      <w:pPr>
+        <w:pStyle w:val="7"/>
+        <w:keepNext w:val="0"/>
+        <w:keepLines w:val="0"/>
+        <w:pageBreakBefore w:val="0"/>
+        <w:widowControl/>
+        <w:suppressLineNumbers w:val="0"/>
+        <w:kinsoku/>
+        <w:wordWrap/>
+        <w:overflowPunct/>
+        <w:topLinePunct w:val="0"/>
+        <w:autoSpaceDE/>
+        <w:autoSpaceDN/>
+        <w:bidi w:val="0"/>
+        <w:adjustRightInd/>
+        <w:snapToGrid/>
+        <w:spacing w:beforeAutospacing="0" w:afterAutospacing="0" w:line="240" w:lineRule="auto"/>
+        <w:ind w:firstLine="420" w:firstLineChars="0"/>
+        <w:jc w:val="left"/>
+        <w:textAlignment w:val="auto"/>
+        <w:rPr>
+          <w:rFonts w:hint="eastAsia" w:ascii="宋体" w:hAnsi="宋体" w:eastAsia="宋体" w:cs="宋体"/>
+          <w:sz w:val="22"/>
+          <w:szCs w:val="22"/>
+        </w:rPr>
+      </w:pPr>
+      <w:r>
+        <w:rPr>
+          <w:rFonts w:hint="eastAsia" w:ascii="宋体" w:hAnsi="宋体" w:eastAsia="宋体" w:cs="宋体"/>
+          <w:sz w:val="22"/>
+          <w:szCs w:val="22"/>
+        </w:rPr>
+        <w:t>各模块之间传递的数据主要包括yaw、pitch、屏幕坐标、AOI编号和置信度。这样的划分可以将模型估计、实时运行和结果分析分开，方便各成员分别完成和测试自己的部分。</w:t>
+      </w:r>
+    </w:p>
+    <w:p>
+      <w:pPr>
+        <w:pStyle w:val="7"/>
+        <w:keepNext w:val="0"/>
+        <w:keepLines w:val="0"/>
+        <w:pageBreakBefore w:val="0"/>
+        <w:widowControl/>
+        <w:suppressLineNumbers w:val="0"/>
+        <w:kinsoku/>
+        <w:wordWrap/>
+        <w:overflowPunct/>
+        <w:topLinePunct w:val="0"/>
+        <w:autoSpaceDE/>
+        <w:autoSpaceDN/>
+        <w:bidi w:val="0"/>
+        <w:adjustRightInd/>
+        <w:snapToGrid/>
+        <w:spacing w:beforeAutospacing="0" w:afterAutospacing="0" w:line="240" w:lineRule="auto"/>
+        <w:ind w:firstLine="420" w:firstLineChars="0"/>
+        <w:jc w:val="left"/>
+        <w:textAlignment w:val="auto"/>
+        <w:rPr>
+          <w:rFonts w:hint="eastAsia" w:ascii="宋体" w:hAnsi="宋体" w:eastAsia="宋体" w:cs="宋体"/>
+          <w:sz w:val="22"/>
+          <w:szCs w:val="22"/>
+        </w:rPr>
+      </w:pPr>
+    </w:p>
+    <w:p>
+      <w:pPr>
+        <w:pStyle w:val="7"/>
+        <w:keepNext w:val="0"/>
+        <w:keepLines w:val="0"/>
+        <w:pageBreakBefore w:val="0"/>
+        <w:widowControl/>
+        <w:suppressLineNumbers w:val="0"/>
+        <w:kinsoku/>
+        <w:wordWrap/>
+        <w:overflowPunct/>
+        <w:topLinePunct w:val="0"/>
+        <w:autoSpaceDE/>
+        <w:autoSpaceDN/>
+        <w:bidi w:val="0"/>
+        <w:adjustRightInd/>
+        <w:snapToGrid/>
+        <w:spacing w:beforeAutospacing="0" w:afterAutospacing="0" w:line="240" w:lineRule="auto"/>
+        <w:ind w:firstLine="420" w:firstLineChars="0"/>
+        <w:jc w:val="left"/>
+        <w:textAlignment w:val="auto"/>
+        <w:rPr>
+          <w:rFonts w:hint="eastAsia" w:ascii="宋体" w:hAnsi="宋体" w:eastAsia="宋体" w:cs="宋体"/>
+          <w:sz w:val="22"/>
+          <w:szCs w:val="22"/>
+        </w:rPr>
+      </w:pPr>
+    </w:p>
+    <w:p>
+      <w:pPr>
+        <w:pStyle w:val="7"/>
+        <w:keepNext w:val="0"/>
+        <w:keepLines w:val="0"/>
+        <w:pageBreakBefore w:val="0"/>
+        <w:widowControl/>
+        <w:suppressLineNumbers w:val="0"/>
+        <w:kinsoku/>
+        <w:wordWrap/>
+        <w:overflowPunct/>
+        <w:topLinePunct w:val="0"/>
+        <w:autoSpaceDE/>
+        <w:autoSpaceDN/>
+        <w:bidi w:val="0"/>
+        <w:adjustRightInd/>
+        <w:snapToGrid/>
+        <w:spacing w:beforeAutospacing="0" w:afterAutospacing="0" w:line="240" w:lineRule="auto"/>
+        <w:ind w:firstLine="420" w:firstLineChars="0"/>
+        <w:jc w:val="left"/>
+        <w:textAlignment w:val="auto"/>
+        <w:rPr>
+          <w:rFonts w:hint="eastAsia" w:ascii="宋体" w:hAnsi="宋体" w:eastAsia="宋体" w:cs="宋体"/>
+          <w:sz w:val="22"/>
+          <w:szCs w:val="22"/>
+        </w:rPr>
+      </w:pPr>
+    </w:p>
+    <w:p>
+      <w:pPr>
+        <w:pStyle w:val="7"/>
+        <w:keepNext w:val="0"/>
+        <w:keepLines w:val="0"/>
+        <w:pageBreakBefore w:val="0"/>
+        <w:widowControl/>
+        <w:suppressLineNumbers w:val="0"/>
+        <w:kinsoku/>
+        <w:wordWrap/>
+        <w:overflowPunct/>
+        <w:topLinePunct w:val="0"/>
+        <w:autoSpaceDE/>
+        <w:autoSpaceDN/>
+        <w:bidi w:val="0"/>
+        <w:adjustRightInd/>
+        <w:snapToGrid/>
+        <w:spacing w:beforeAutospacing="0" w:afterAutospacing="0" w:line="240" w:lineRule="auto"/>
+        <w:ind w:firstLine="420" w:firstLineChars="0"/>
+        <w:jc w:val="left"/>
+        <w:textAlignment w:val="auto"/>
+        <w:rPr>
+          <w:rFonts w:hint="eastAsia" w:ascii="宋体" w:hAnsi="宋体" w:eastAsia="宋体" w:cs="宋体"/>
+          <w:sz w:val="22"/>
+          <w:szCs w:val="22"/>
+        </w:rPr>
+      </w:pPr>
+    </w:p>
+    <w:p>
+      <w:pPr>
+        <w:pStyle w:val="7"/>
+        <w:keepNext w:val="0"/>
+        <w:keepLines w:val="0"/>
+        <w:pageBreakBefore w:val="0"/>
+        <w:widowControl/>
+        <w:suppressLineNumbers w:val="0"/>
+        <w:kinsoku/>
+        <w:wordWrap/>
+        <w:overflowPunct/>
+        <w:topLinePunct w:val="0"/>
+        <w:autoSpaceDE/>
+        <w:autoSpaceDN/>
+        <w:bidi w:val="0"/>
+        <w:adjustRightInd/>
+        <w:snapToGrid/>
+        <w:spacing w:beforeAutospacing="0" w:afterAutospacing="0" w:line="240" w:lineRule="auto"/>
+        <w:ind w:firstLine="420" w:firstLineChars="0"/>
+        <w:jc w:val="left"/>
+        <w:textAlignment w:val="auto"/>
+        <w:rPr>
+          <w:rFonts w:hint="eastAsia" w:ascii="宋体" w:hAnsi="宋体" w:eastAsia="宋体" w:cs="宋体"/>
+          <w:sz w:val="22"/>
+          <w:szCs w:val="22"/>
+        </w:rPr>
+      </w:pPr>
+    </w:p>
+    <w:p>
+      <w:pPr>
+        <w:keepNext w:val="0"/>
+        <w:keepLines w:val="0"/>
+        <w:pageBreakBefore w:val="0"/>
+        <w:widowControl/>
+        <w:numPr>
+          <w:ilvl w:val="0"/>
+          <w:numId w:val="1"/>
+        </w:numPr>
+        <w:suppressLineNumbers w:val="0"/>
+        <w:kinsoku/>
+        <w:wordWrap/>
+        <w:overflowPunct/>
+        <w:topLinePunct w:val="0"/>
+        <w:autoSpaceDE/>
+        <w:autoSpaceDN/>
+        <w:bidi w:val="0"/>
+        <w:adjustRightInd/>
+        <w:snapToGrid/>
+        <w:spacing w:beforeAutospacing="0" w:afterAutospacing="0" w:line="240" w:lineRule="auto"/>
+        <w:ind w:left="0" w:leftChars="0" w:firstLine="0" w:firstLineChars="0"/>
+        <w:textAlignment w:val="auto"/>
+        <w:rPr>
+          <w:rFonts w:hint="eastAsia" w:ascii="宋体" w:hAnsi="宋体" w:eastAsia="宋体" w:cs="宋体"/>
+          <w:b/>
+          <w:bCs/>
+          <w:sz w:val="24"/>
+          <w:szCs w:val="24"/>
+          <w:lang w:val="en-US" w:eastAsia="zh-CN"/>
+        </w:rPr>
+      </w:pPr>
+      <w:r>
+        <w:rPr>
+          <w:rFonts w:hint="eastAsia" w:ascii="宋体" w:hAnsi="宋体" w:eastAsia="宋体" w:cs="宋体"/>
+          <w:b/>
+          <w:bCs/>
+          <w:sz w:val="24"/>
+          <w:szCs w:val="24"/>
+          <w:lang w:val="en-US" w:eastAsia="zh-CN"/>
+        </w:rPr>
+        <w:t>模型的选取与使用</w:t>
+      </w:r>
+    </w:p>
+    <w:p>
+      <w:pPr>
+        <w:keepNext w:val="0"/>
+        <w:keepLines w:val="0"/>
+        <w:pageBreakBefore w:val="0"/>
+        <w:widowControl/>
         <w:numPr>
           <w:numId w:val="0"/>
         </w:numPr>
-        <w:rPr>
-          <w:rFonts w:hint="eastAsia"/>
-          <w:sz w:val="22"/>
-          <w:szCs w:val="22"/>
-        </w:rPr>
-      </w:pPr>
-    </w:p>
-    <w:p>
-      <w:pPr>
-        <w:pStyle w:val="7"/>
-        <w:keepNext w:val="0"/>
-        <w:keepLines w:val="0"/>
-        <w:pageBreakBefore w:val="0"/>
-        <w:widowControl/>
-        <w:suppressLineNumbers w:val="0"/>
-        <w:kinsoku/>
-        <w:wordWrap/>
-        <w:overflowPunct/>
-        <w:topLinePunct w:val="0"/>
-        <w:autoSpaceDE/>
-        <w:autoSpaceDN/>
-        <w:bidi w:val="0"/>
-        <w:adjustRightInd/>
-        <w:snapToGrid/>
-        <w:spacing w:beforeAutospacing="0" w:afterAutospacing="0" w:line="240" w:lineRule="auto"/>
-        <w:ind w:firstLine="420" w:firstLineChars="0"/>
-        <w:jc w:val="left"/>
-        <w:textAlignment w:val="auto"/>
-        <w:rPr>
-          <w:rFonts w:hint="eastAsia" w:ascii="宋体" w:hAnsi="宋体" w:eastAsia="宋体" w:cs="宋体"/>
-          <w:sz w:val="22"/>
-          <w:szCs w:val="22"/>
-        </w:rPr>
-      </w:pPr>
-      <w:r>
-        <w:rPr>
-          <w:rFonts w:hint="eastAsia" w:ascii="宋体" w:hAnsi="宋体" w:eastAsia="宋体" w:cs="宋体"/>
-          <w:sz w:val="22"/>
-          <w:szCs w:val="22"/>
-        </w:rPr>
-        <w:t>本项目使用的主要实验环境如下：</w:t>
-      </w:r>
-    </w:p>
-    <w:p>
-      <w:pPr>
-        <w:pStyle w:val="7"/>
-        <w:keepNext w:val="0"/>
-        <w:keepLines w:val="0"/>
-        <w:pageBreakBefore w:val="0"/>
-        <w:widowControl/>
-        <w:suppressLineNumbers w:val="0"/>
-        <w:kinsoku/>
-        <w:wordWrap/>
-        <w:overflowPunct/>
-        <w:topLinePunct w:val="0"/>
-        <w:autoSpaceDE/>
-        <w:autoSpaceDN/>
-        <w:bidi w:val="0"/>
-        <w:adjustRightInd/>
-        <w:snapToGrid/>
-        <w:spacing w:beforeAutospacing="0" w:afterAutospacing="0" w:line="240" w:lineRule="auto"/>
-        <w:ind w:firstLine="420" w:firstLineChars="0"/>
-        <w:jc w:val="left"/>
-        <w:textAlignment w:val="auto"/>
-        <w:rPr>
-          <w:rFonts w:hint="eastAsia" w:ascii="宋体" w:hAnsi="宋体" w:eastAsia="宋体" w:cs="宋体"/>
-          <w:sz w:val="22"/>
-          <w:szCs w:val="22"/>
-        </w:rPr>
-      </w:pPr>
-      <w:r>
-        <w:rPr>
-          <w:rFonts w:hint="eastAsia" w:ascii="宋体" w:hAnsi="宋体" w:eastAsia="宋体" w:cs="宋体"/>
-          <w:sz w:val="22"/>
-          <w:szCs w:val="22"/>
-        </w:rPr>
-        <w:t>编程语言：Python 3.12</w:t>
-      </w:r>
-    </w:p>
-    <w:p>
-      <w:pPr>
-        <w:pStyle w:val="7"/>
-        <w:keepNext w:val="0"/>
-        <w:keepLines w:val="0"/>
-        <w:pageBreakBefore w:val="0"/>
-        <w:widowControl/>
-        <w:suppressLineNumbers w:val="0"/>
-        <w:kinsoku/>
-        <w:wordWrap/>
-        <w:overflowPunct/>
-        <w:topLinePunct w:val="0"/>
-        <w:autoSpaceDE/>
-        <w:autoSpaceDN/>
-        <w:bidi w:val="0"/>
-        <w:adjustRightInd/>
-        <w:snapToGrid/>
-        <w:spacing w:beforeAutospacing="0" w:afterAutospacing="0" w:line="240" w:lineRule="auto"/>
-        <w:ind w:firstLine="420" w:firstLineChars="0"/>
-        <w:jc w:val="left"/>
-        <w:textAlignment w:val="auto"/>
-        <w:rPr>
-          <w:rFonts w:hint="eastAsia" w:ascii="宋体" w:hAnsi="宋体" w:eastAsia="宋体" w:cs="宋体"/>
-          <w:sz w:val="22"/>
-          <w:szCs w:val="22"/>
-        </w:rPr>
-      </w:pPr>
-      <w:r>
-        <w:rPr>
-          <w:rFonts w:hint="eastAsia" w:ascii="宋体" w:hAnsi="宋体" w:eastAsia="宋体" w:cs="宋体"/>
-          <w:sz w:val="22"/>
-          <w:szCs w:val="22"/>
-        </w:rPr>
-        <w:t>深度学习框架：PyTorch</w:t>
-      </w:r>
-    </w:p>
-    <w:p>
-      <w:pPr>
-        <w:pStyle w:val="7"/>
-        <w:keepNext w:val="0"/>
-        <w:keepLines w:val="0"/>
-        <w:pageBreakBefore w:val="0"/>
-        <w:widowControl/>
-        <w:suppressLineNumbers w:val="0"/>
-        <w:kinsoku/>
-        <w:wordWrap/>
-        <w:overflowPunct/>
-        <w:topLinePunct w:val="0"/>
-        <w:autoSpaceDE/>
-        <w:autoSpaceDN/>
-        <w:bidi w:val="0"/>
-        <w:adjustRightInd/>
-        <w:snapToGrid/>
-        <w:spacing w:beforeAutospacing="0" w:afterAutospacing="0" w:line="240" w:lineRule="auto"/>
-        <w:ind w:firstLine="420" w:firstLineChars="0"/>
-        <w:jc w:val="left"/>
-        <w:textAlignment w:val="auto"/>
-        <w:rPr>
-          <w:rFonts w:hint="eastAsia" w:ascii="宋体" w:hAnsi="宋体" w:eastAsia="宋体" w:cs="宋体"/>
-          <w:sz w:val="22"/>
-          <w:szCs w:val="22"/>
-        </w:rPr>
-      </w:pPr>
-      <w:r>
-        <w:rPr>
-          <w:rFonts w:hint="eastAsia" w:ascii="宋体" w:hAnsi="宋体" w:eastAsia="宋体" w:cs="宋体"/>
-          <w:sz w:val="22"/>
-          <w:szCs w:val="22"/>
-        </w:rPr>
-        <w:t>图像处理工具：OpenCV</w:t>
-      </w:r>
-    </w:p>
-    <w:p>
-      <w:pPr>
-        <w:pStyle w:val="7"/>
-        <w:keepNext w:val="0"/>
-        <w:keepLines w:val="0"/>
-        <w:pageBreakBefore w:val="0"/>
-        <w:widowControl/>
-        <w:suppressLineNumbers w:val="0"/>
-        <w:kinsoku/>
-        <w:wordWrap/>
-        <w:overflowPunct/>
-        <w:topLinePunct w:val="0"/>
-        <w:autoSpaceDE/>
-        <w:autoSpaceDN/>
-        <w:bidi w:val="0"/>
-        <w:adjustRightInd/>
-        <w:snapToGrid/>
-        <w:spacing w:beforeAutospacing="0" w:afterAutospacing="0" w:line="240" w:lineRule="auto"/>
-        <w:ind w:firstLine="420" w:firstLineChars="0"/>
-        <w:jc w:val="left"/>
-        <w:textAlignment w:val="auto"/>
-        <w:rPr>
-          <w:rFonts w:hint="eastAsia" w:ascii="宋体" w:hAnsi="宋体" w:eastAsia="宋体" w:cs="宋体"/>
-          <w:sz w:val="22"/>
-          <w:szCs w:val="22"/>
-        </w:rPr>
-      </w:pPr>
-      <w:r>
-        <w:rPr>
-          <w:rFonts w:hint="eastAsia" w:ascii="宋体" w:hAnsi="宋体" w:eastAsia="宋体" w:cs="宋体"/>
-          <w:sz w:val="22"/>
-          <w:szCs w:val="22"/>
-        </w:rPr>
-        <w:t>视线估计模型：L2CS-Net</w:t>
-      </w:r>
-    </w:p>
-    <w:p>
-      <w:pPr>
-        <w:pStyle w:val="7"/>
-        <w:keepNext w:val="0"/>
-        <w:keepLines w:val="0"/>
-        <w:pageBreakBefore w:val="0"/>
-        <w:widowControl/>
-        <w:suppressLineNumbers w:val="0"/>
-        <w:kinsoku/>
-        <w:wordWrap/>
-        <w:overflowPunct/>
-        <w:topLinePunct w:val="0"/>
-        <w:autoSpaceDE/>
-        <w:autoSpaceDN/>
-        <w:bidi w:val="0"/>
-        <w:adjustRightInd/>
-        <w:snapToGrid/>
-        <w:spacing w:beforeAutospacing="0" w:afterAutospacing="0" w:line="240" w:lineRule="auto"/>
-        <w:ind w:firstLine="420" w:firstLineChars="0"/>
-        <w:jc w:val="left"/>
-        <w:textAlignment w:val="auto"/>
-        <w:rPr>
-          <w:rFonts w:hint="eastAsia" w:ascii="宋体" w:hAnsi="宋体" w:eastAsia="宋体" w:cs="宋体"/>
-          <w:sz w:val="22"/>
-          <w:szCs w:val="22"/>
-        </w:rPr>
-      </w:pPr>
-      <w:r>
-        <w:rPr>
-          <w:rFonts w:hint="eastAsia" w:ascii="宋体" w:hAnsi="宋体" w:eastAsia="宋体" w:cs="宋体"/>
-          <w:sz w:val="22"/>
-          <w:szCs w:val="22"/>
-        </w:rPr>
-        <w:t>模型权重：L2CSNet_gaze360.pkl</w:t>
-      </w:r>
-    </w:p>
-    <w:p>
-      <w:pPr>
-        <w:keepNext w:val="0"/>
-        <w:keepLines w:val="0"/>
-        <w:pageBreakBefore w:val="0"/>
-        <w:widowControl/>
-        <w:suppressLineNumbers w:val="0"/>
-        <w:kinsoku/>
-        <w:wordWrap/>
-        <w:overflowPunct/>
-        <w:topLinePunct w:val="0"/>
-        <w:autoSpaceDE/>
-        <w:autoSpaceDN/>
-        <w:bidi w:val="0"/>
-        <w:adjustRightInd/>
-        <w:snapToGrid/>
-        <w:spacing w:beforeAutospacing="0" w:afterAutospacing="0" w:line="240" w:lineRule="auto"/>
+        <w:suppressLineNumbers w:val="0"/>
+        <w:kinsoku/>
+        <w:wordWrap/>
+        <w:overflowPunct/>
+        <w:topLinePunct w:val="0"/>
+        <w:autoSpaceDE/>
+        <w:autoSpaceDN/>
+        <w:bidi w:val="0"/>
+        <w:adjustRightInd/>
+        <w:snapToGrid/>
+        <w:spacing w:beforeAutospacing="0" w:afterAutospacing="0" w:line="240" w:lineRule="auto"/>
+        <w:ind w:leftChars="0"/>
+        <w:textAlignment w:val="auto"/>
+        <w:rPr>
+          <w:rFonts w:hint="default" w:ascii="宋体" w:hAnsi="宋体" w:eastAsia="宋体" w:cs="宋体"/>
+          <w:b/>
+          <w:bCs/>
+          <w:sz w:val="24"/>
+          <w:szCs w:val="24"/>
+          <w:lang w:val="en-US" w:eastAsia="zh-CN"/>
+        </w:rPr>
+      </w:pPr>
+    </w:p>
+    <w:p>
+      <w:pPr>
+        <w:keepNext w:val="0"/>
+        <w:keepLines w:val="0"/>
+        <w:pageBreakBefore w:val="0"/>
+        <w:widowControl/>
+        <w:suppressLineNumbers w:val="0"/>
+        <w:kinsoku/>
+        <w:wordWrap/>
+        <w:overflowPunct/>
+        <w:topLinePunct w:val="0"/>
+        <w:autoSpaceDE/>
+        <w:autoSpaceDN/>
+        <w:bidi w:val="0"/>
+        <w:adjustRightInd/>
+        <w:snapToGrid/>
+        <w:spacing w:beforeAutospacing="0" w:afterAutospacing="0" w:line="240" w:lineRule="auto"/>
+        <w:ind w:firstLine="420" w:firstLineChars="0"/>
+        <w:textAlignment w:val="auto"/>
+        <w:rPr>
+          <w:rFonts w:ascii="宋体" w:hAnsi="宋体" w:eastAsia="宋体" w:cs="宋体"/>
+          <w:sz w:val="24"/>
+          <w:szCs w:val="24"/>
+        </w:rPr>
+      </w:pPr>
+      <w:r>
+        <w:rPr>
+          <w:rFonts w:ascii="宋体" w:hAnsi="宋体" w:eastAsia="宋体" w:cs="宋体"/>
+          <w:sz w:val="24"/>
+          <w:szCs w:val="24"/>
+        </w:rPr>
+        <w:t>本项目选择L2CS-Net作为视线估计模型。</w:t>
+      </w:r>
+    </w:p>
+    <w:p>
+      <w:pPr>
+        <w:keepNext w:val="0"/>
+        <w:keepLines w:val="0"/>
+        <w:pageBreakBefore w:val="0"/>
+        <w:widowControl/>
+        <w:suppressLineNumbers w:val="0"/>
+        <w:kinsoku/>
+        <w:wordWrap/>
+        <w:overflowPunct/>
+        <w:topLinePunct w:val="0"/>
+        <w:autoSpaceDE/>
+        <w:autoSpaceDN/>
+        <w:bidi w:val="0"/>
+        <w:adjustRightInd/>
+        <w:snapToGrid/>
+        <w:spacing w:beforeAutospacing="0" w:afterAutospacing="0" w:line="240" w:lineRule="auto"/>
+        <w:ind w:firstLine="420" w:firstLineChars="0"/>
+        <w:textAlignment w:val="auto"/>
+        <w:rPr>
+          <w:rFonts w:ascii="宋体" w:hAnsi="宋体" w:eastAsia="宋体" w:cs="宋体"/>
+          <w:sz w:val="24"/>
+          <w:szCs w:val="24"/>
+        </w:rPr>
+      </w:pPr>
+      <w:r>
+        <w:rPr>
+          <w:rFonts w:ascii="宋体" w:hAnsi="宋体" w:eastAsia="宋体" w:cs="宋体"/>
+          <w:sz w:val="24"/>
+          <w:szCs w:val="24"/>
+        </w:rPr>
+        <w:t>与根据虹膜在眼眶中的位置计算视线的传统方法相比，L2CS-Net不仅使用眼部信息，还能够从整个人脸图像中学习头部姿态和面部外观与视线方向之间的关系，因此在普通摄像头、轻微头部移动和光线变化的情况下更加稳定。</w:t>
+      </w:r>
+    </w:p>
+    <w:p>
+      <w:pPr>
+        <w:keepNext w:val="0"/>
+        <w:keepLines w:val="0"/>
+        <w:pageBreakBefore w:val="0"/>
+        <w:widowControl/>
+        <w:suppressLineNumbers w:val="0"/>
+        <w:kinsoku/>
+        <w:wordWrap/>
+        <w:overflowPunct/>
+        <w:topLinePunct w:val="0"/>
+        <w:autoSpaceDE/>
+        <w:autoSpaceDN/>
+        <w:bidi w:val="0"/>
+        <w:adjustRightInd/>
+        <w:snapToGrid/>
+        <w:spacing w:beforeAutospacing="0" w:afterAutospacing="0" w:line="240" w:lineRule="auto"/>
+        <w:ind w:firstLine="420" w:firstLineChars="0"/>
+        <w:textAlignment w:val="auto"/>
+        <w:rPr>
+          <w:rFonts w:ascii="宋体" w:hAnsi="宋体" w:eastAsia="宋体" w:cs="宋体"/>
+          <w:sz w:val="24"/>
+          <w:szCs w:val="24"/>
+        </w:rPr>
+      </w:pPr>
+      <w:r>
+        <w:rPr>
+          <w:rFonts w:ascii="宋体" w:hAnsi="宋体" w:eastAsia="宋体" w:cs="宋体"/>
+          <w:sz w:val="24"/>
+          <w:szCs w:val="24"/>
+        </w:rPr>
+        <w:t>L2CS-Net提供了公开的PyTorch实现和在Gaze360数据集上训练好的模型权重，能够直接用于推理，不需要自行采集大量视线数据并重新训练模型，比较符合本项目的实验条件和时间安排。</w:t>
+      </w:r>
+    </w:p>
+    <w:p>
+      <w:pPr>
+        <w:keepNext w:val="0"/>
+        <w:keepLines w:val="0"/>
+        <w:pageBreakBefore w:val="0"/>
+        <w:widowControl/>
+        <w:suppressLineNumbers w:val="0"/>
+        <w:kinsoku/>
+        <w:wordWrap/>
+        <w:overflowPunct/>
+        <w:topLinePunct w:val="0"/>
+        <w:autoSpaceDE/>
+        <w:autoSpaceDN/>
+        <w:bidi w:val="0"/>
+        <w:adjustRightInd/>
+        <w:snapToGrid/>
+        <w:spacing w:beforeAutospacing="0" w:afterAutospacing="0" w:line="240" w:lineRule="auto"/>
+        <w:ind w:firstLine="420" w:firstLineChars="0"/>
         <w:textAlignment w:val="auto"/>
         <w:rPr>
           <w:rFonts w:hint="eastAsia" w:ascii="宋体" w:hAnsi="宋体" w:eastAsia="宋体" w:cs="宋体"/>
@@ -1452,604 +3164,14 @@
           <w:szCs w:val="13"/>
         </w:rPr>
       </w:pPr>
-    </w:p>
-    <w:p>
-      <w:pPr>
-        <w:pStyle w:val="3"/>
-        <w:keepNext w:val="0"/>
-        <w:keepLines w:val="0"/>
-        <w:pageBreakBefore w:val="0"/>
-        <w:widowControl/>
-        <w:suppressLineNumbers w:val="0"/>
-        <w:kinsoku/>
-        <w:wordWrap/>
-        <w:overflowPunct/>
-        <w:topLinePunct w:val="0"/>
-        <w:autoSpaceDE/>
-        <w:autoSpaceDN/>
-        <w:bidi w:val="0"/>
-        <w:adjustRightInd/>
-        <w:snapToGrid/>
-        <w:spacing w:beforeAutospacing="0" w:afterAutospacing="0" w:line="240" w:lineRule="auto"/>
-        <w:textAlignment w:val="auto"/>
-        <w:rPr>
-          <w:rFonts w:hint="eastAsia" w:ascii="宋体" w:hAnsi="宋体" w:eastAsia="宋体" w:cs="宋体"/>
+      <w:r>
+        <w:rPr>
+          <w:rFonts w:ascii="宋体" w:hAnsi="宋体" w:eastAsia="宋体" w:cs="宋体"/>
           <w:sz w:val="24"/>
           <w:szCs w:val="24"/>
         </w:rPr>
-      </w:pPr>
-      <w:r>
-        <w:rPr>
-          <w:rFonts w:hint="eastAsia" w:ascii="宋体" w:hAnsi="宋体" w:eastAsia="宋体" w:cs="宋体"/>
-          <w:sz w:val="24"/>
-          <w:szCs w:val="24"/>
-        </w:rPr>
-        <w:t>4. 系统总体架构</w:t>
-      </w:r>
-    </w:p>
-    <w:p>
-      <w:pPr>
-        <w:pStyle w:val="7"/>
-        <w:keepNext w:val="0"/>
-        <w:keepLines w:val="0"/>
-        <w:pageBreakBefore w:val="0"/>
-        <w:widowControl/>
-        <w:suppressLineNumbers w:val="0"/>
-        <w:kinsoku/>
-        <w:wordWrap/>
-        <w:overflowPunct/>
-        <w:topLinePunct w:val="0"/>
-        <w:autoSpaceDE/>
-        <w:autoSpaceDN/>
-        <w:bidi w:val="0"/>
-        <w:adjustRightInd/>
-        <w:snapToGrid/>
-        <w:spacing w:beforeAutospacing="0" w:afterAutospacing="0" w:line="240" w:lineRule="auto"/>
-        <w:jc w:val="left"/>
-        <w:textAlignment w:val="auto"/>
-        <w:rPr>
-          <w:rFonts w:hint="eastAsia" w:ascii="宋体" w:hAnsi="宋体" w:eastAsia="宋体" w:cs="宋体"/>
-          <w:sz w:val="22"/>
-          <w:szCs w:val="22"/>
-        </w:rPr>
-      </w:pPr>
-    </w:p>
-    <w:p>
-      <w:pPr>
-        <w:pStyle w:val="7"/>
-        <w:keepNext w:val="0"/>
-        <w:keepLines w:val="0"/>
-        <w:pageBreakBefore w:val="0"/>
-        <w:widowControl/>
-        <w:suppressLineNumbers w:val="0"/>
-        <w:kinsoku/>
-        <w:wordWrap/>
-        <w:overflowPunct/>
-        <w:topLinePunct w:val="0"/>
-        <w:autoSpaceDE/>
-        <w:autoSpaceDN/>
-        <w:bidi w:val="0"/>
-        <w:adjustRightInd/>
-        <w:snapToGrid/>
-        <w:spacing w:beforeAutospacing="0" w:afterAutospacing="0" w:line="240" w:lineRule="auto"/>
-        <w:ind w:firstLine="420" w:firstLineChars="0"/>
-        <w:jc w:val="left"/>
-        <w:textAlignment w:val="auto"/>
-        <w:rPr>
-          <w:rFonts w:hint="eastAsia" w:ascii="宋体" w:hAnsi="宋体" w:eastAsia="宋体" w:cs="宋体"/>
-          <w:sz w:val="22"/>
-          <w:szCs w:val="22"/>
-        </w:rPr>
-      </w:pPr>
-      <w:r>
-        <w:rPr>
-          <w:rFonts w:hint="eastAsia" w:ascii="宋体" w:hAnsi="宋体" w:eastAsia="宋体" w:cs="宋体"/>
-          <w:sz w:val="22"/>
-          <w:szCs w:val="22"/>
-        </w:rPr>
-        <w:t>以 code/main.py 作为统一入口，根据运行模式调用不同模块。</w:t>
-      </w:r>
-    </w:p>
-    <w:p>
-      <w:pPr>
-        <w:pStyle w:val="7"/>
-        <w:keepNext w:val="0"/>
-        <w:keepLines w:val="0"/>
-        <w:pageBreakBefore w:val="0"/>
-        <w:widowControl/>
-        <w:suppressLineNumbers w:val="0"/>
-        <w:kinsoku/>
-        <w:wordWrap/>
-        <w:overflowPunct/>
-        <w:topLinePunct w:val="0"/>
-        <w:autoSpaceDE/>
-        <w:autoSpaceDN/>
-        <w:bidi w:val="0"/>
-        <w:adjustRightInd/>
-        <w:snapToGrid/>
-        <w:spacing w:beforeAutospacing="0" w:afterAutospacing="0" w:line="240" w:lineRule="auto"/>
-        <w:ind w:firstLine="420" w:firstLineChars="0"/>
-        <w:jc w:val="left"/>
-        <w:textAlignment w:val="auto"/>
-        <w:rPr>
-          <w:rFonts w:hint="eastAsia" w:ascii="宋体" w:hAnsi="宋体" w:eastAsia="宋体" w:cs="宋体"/>
-          <w:sz w:val="22"/>
-          <w:szCs w:val="22"/>
-        </w:rPr>
-      </w:pPr>
-      <w:r>
-        <w:rPr>
-          <w:rFonts w:hint="eastAsia" w:ascii="宋体" w:hAnsi="宋体" w:eastAsia="宋体" w:cs="宋体"/>
-          <w:sz w:val="22"/>
-          <w:szCs w:val="22"/>
-        </w:rPr>
-        <w:t>各个文件的主要作用如下：</w:t>
-      </w:r>
-    </w:p>
-    <w:p>
-      <w:pPr>
-        <w:pStyle w:val="7"/>
-        <w:keepNext w:val="0"/>
-        <w:keepLines w:val="0"/>
-        <w:pageBreakBefore w:val="0"/>
-        <w:widowControl/>
-        <w:suppressLineNumbers w:val="0"/>
-        <w:kinsoku/>
-        <w:wordWrap/>
-        <w:overflowPunct/>
-        <w:topLinePunct w:val="0"/>
-        <w:autoSpaceDE/>
-        <w:autoSpaceDN/>
-        <w:bidi w:val="0"/>
-        <w:adjustRightInd/>
-        <w:snapToGrid/>
-        <w:spacing w:beforeAutospacing="0" w:afterAutospacing="0" w:line="240" w:lineRule="auto"/>
-        <w:jc w:val="left"/>
-        <w:textAlignment w:val="auto"/>
-        <w:rPr>
-          <w:rFonts w:hint="eastAsia" w:ascii="宋体" w:hAnsi="宋体" w:eastAsia="宋体" w:cs="宋体"/>
-          <w:sz w:val="22"/>
-          <w:szCs w:val="22"/>
-        </w:rPr>
-      </w:pPr>
-    </w:p>
-    <w:p>
-      <w:pPr>
-        <w:pStyle w:val="7"/>
-        <w:keepNext w:val="0"/>
-        <w:keepLines w:val="0"/>
-        <w:pageBreakBefore w:val="0"/>
-        <w:widowControl/>
-        <w:suppressLineNumbers w:val="0"/>
-        <w:kinsoku/>
-        <w:wordWrap/>
-        <w:overflowPunct/>
-        <w:topLinePunct w:val="0"/>
-        <w:autoSpaceDE/>
-        <w:autoSpaceDN/>
-        <w:bidi w:val="0"/>
-        <w:adjustRightInd/>
-        <w:snapToGrid/>
-        <w:spacing w:beforeAutospacing="0" w:afterAutospacing="0" w:line="240" w:lineRule="auto"/>
-        <w:ind w:firstLine="420" w:firstLineChars="0"/>
-        <w:jc w:val="left"/>
-        <w:textAlignment w:val="auto"/>
-        <w:rPr>
-          <w:rFonts w:hint="eastAsia" w:ascii="宋体" w:hAnsi="宋体" w:eastAsia="宋体" w:cs="宋体"/>
-          <w:sz w:val="22"/>
-          <w:szCs w:val="22"/>
-        </w:rPr>
-      </w:pPr>
-      <w:r>
-        <w:rPr>
-          <w:rFonts w:hint="eastAsia" w:ascii="宋体" w:hAnsi="宋体" w:eastAsia="宋体" w:cs="宋体"/>
-          <w:sz w:val="22"/>
-          <w:szCs w:val="22"/>
-        </w:rPr>
-        <w:t>main.py：解析运行参数并选择程序模式；</w:t>
-      </w:r>
-    </w:p>
-    <w:p>
-      <w:pPr>
-        <w:pStyle w:val="7"/>
-        <w:keepNext w:val="0"/>
-        <w:keepLines w:val="0"/>
-        <w:pageBreakBefore w:val="0"/>
-        <w:widowControl/>
-        <w:suppressLineNumbers w:val="0"/>
-        <w:kinsoku/>
-        <w:wordWrap/>
-        <w:overflowPunct/>
-        <w:topLinePunct w:val="0"/>
-        <w:autoSpaceDE/>
-        <w:autoSpaceDN/>
-        <w:bidi w:val="0"/>
-        <w:adjustRightInd/>
-        <w:snapToGrid/>
-        <w:spacing w:beforeAutospacing="0" w:afterAutospacing="0" w:line="240" w:lineRule="auto"/>
-        <w:ind w:firstLine="420" w:firstLineChars="0"/>
-        <w:jc w:val="left"/>
-        <w:textAlignment w:val="auto"/>
-        <w:rPr>
-          <w:rFonts w:hint="eastAsia" w:ascii="宋体" w:hAnsi="宋体" w:eastAsia="宋体" w:cs="宋体"/>
-          <w:sz w:val="22"/>
-          <w:szCs w:val="22"/>
-        </w:rPr>
-      </w:pPr>
-      <w:r>
-        <w:rPr>
-          <w:rFonts w:hint="eastAsia" w:ascii="宋体" w:hAnsi="宋体" w:eastAsia="宋体" w:cs="宋体"/>
-          <w:sz w:val="22"/>
-          <w:szCs w:val="22"/>
-        </w:rPr>
-        <w:t>gaze_estimator.py：加载L2CS-Net并输出yaw、pitch；</w:t>
-      </w:r>
-    </w:p>
-    <w:p>
-      <w:pPr>
-        <w:pStyle w:val="7"/>
-        <w:keepNext w:val="0"/>
-        <w:keepLines w:val="0"/>
-        <w:pageBreakBefore w:val="0"/>
-        <w:widowControl/>
-        <w:suppressLineNumbers w:val="0"/>
-        <w:kinsoku/>
-        <w:wordWrap/>
-        <w:overflowPunct/>
-        <w:topLinePunct w:val="0"/>
-        <w:autoSpaceDE/>
-        <w:autoSpaceDN/>
-        <w:bidi w:val="0"/>
-        <w:adjustRightInd/>
-        <w:snapToGrid/>
-        <w:spacing w:beforeAutospacing="0" w:afterAutospacing="0" w:line="240" w:lineRule="auto"/>
-        <w:ind w:firstLine="420" w:firstLineChars="0"/>
-        <w:jc w:val="left"/>
-        <w:textAlignment w:val="auto"/>
-        <w:rPr>
-          <w:rFonts w:hint="eastAsia" w:ascii="宋体" w:hAnsi="宋体" w:eastAsia="宋体" w:cs="宋体"/>
-          <w:sz w:val="22"/>
-          <w:szCs w:val="22"/>
-        </w:rPr>
-      </w:pPr>
-      <w:r>
-        <w:rPr>
-          <w:rFonts w:hint="eastAsia" w:ascii="宋体" w:hAnsi="宋体" w:eastAsia="宋体" w:cs="宋体"/>
-          <w:sz w:val="22"/>
-          <w:szCs w:val="22"/>
-        </w:rPr>
-        <w:t>calibration_app.py：显示16点校准界面并采集数据；</w:t>
-      </w:r>
-    </w:p>
-    <w:p>
-      <w:pPr>
-        <w:pStyle w:val="7"/>
-        <w:keepNext w:val="0"/>
-        <w:keepLines w:val="0"/>
-        <w:pageBreakBefore w:val="0"/>
-        <w:widowControl/>
-        <w:suppressLineNumbers w:val="0"/>
-        <w:kinsoku/>
-        <w:wordWrap/>
-        <w:overflowPunct/>
-        <w:topLinePunct w:val="0"/>
-        <w:autoSpaceDE/>
-        <w:autoSpaceDN/>
-        <w:bidi w:val="0"/>
-        <w:adjustRightInd/>
-        <w:snapToGrid/>
-        <w:spacing w:beforeAutospacing="0" w:afterAutospacing="0" w:line="240" w:lineRule="auto"/>
-        <w:ind w:firstLine="420" w:firstLineChars="0"/>
-        <w:jc w:val="left"/>
-        <w:textAlignment w:val="auto"/>
-        <w:rPr>
-          <w:rFonts w:hint="eastAsia" w:ascii="宋体" w:hAnsi="宋体" w:eastAsia="宋体" w:cs="宋体"/>
-          <w:sz w:val="22"/>
-          <w:szCs w:val="22"/>
-        </w:rPr>
-      </w:pPr>
-      <w:r>
-        <w:rPr>
-          <w:rFonts w:hint="eastAsia" w:ascii="宋体" w:hAnsi="宋体" w:eastAsia="宋体" w:cs="宋体"/>
-          <w:sz w:val="22"/>
-          <w:szCs w:val="22"/>
-        </w:rPr>
-        <w:t>calibration.py：拟合、保存和应用校准模型；</w:t>
-      </w:r>
-    </w:p>
-    <w:p>
-      <w:pPr>
-        <w:pStyle w:val="7"/>
-        <w:keepNext w:val="0"/>
-        <w:keepLines w:val="0"/>
-        <w:pageBreakBefore w:val="0"/>
-        <w:widowControl/>
-        <w:suppressLineNumbers w:val="0"/>
-        <w:kinsoku/>
-        <w:wordWrap/>
-        <w:overflowPunct/>
-        <w:topLinePunct w:val="0"/>
-        <w:autoSpaceDE/>
-        <w:autoSpaceDN/>
-        <w:bidi w:val="0"/>
-        <w:adjustRightInd/>
-        <w:snapToGrid/>
-        <w:spacing w:beforeAutospacing="0" w:afterAutospacing="0" w:line="240" w:lineRule="auto"/>
-        <w:ind w:firstLine="420" w:firstLineChars="0"/>
-        <w:jc w:val="left"/>
-        <w:textAlignment w:val="auto"/>
-        <w:rPr>
-          <w:rFonts w:hint="eastAsia" w:ascii="宋体" w:hAnsi="宋体" w:eastAsia="宋体" w:cs="宋体"/>
-          <w:sz w:val="22"/>
-          <w:szCs w:val="22"/>
-        </w:rPr>
-      </w:pPr>
-      <w:r>
-        <w:rPr>
-          <w:rFonts w:hint="eastAsia" w:ascii="宋体" w:hAnsi="宋体" w:eastAsia="宋体" w:cs="宋体"/>
-          <w:sz w:val="22"/>
-          <w:szCs w:val="22"/>
-        </w:rPr>
-        <w:t>webcam_app.py：完成摄像头实时追踪和AOI判断；</w:t>
-      </w:r>
-    </w:p>
-    <w:p>
-      <w:pPr>
-        <w:pStyle w:val="7"/>
-        <w:keepNext w:val="0"/>
-        <w:keepLines w:val="0"/>
-        <w:pageBreakBefore w:val="0"/>
-        <w:widowControl/>
-        <w:suppressLineNumbers w:val="0"/>
-        <w:kinsoku/>
-        <w:wordWrap/>
-        <w:overflowPunct/>
-        <w:topLinePunct w:val="0"/>
-        <w:autoSpaceDE/>
-        <w:autoSpaceDN/>
-        <w:bidi w:val="0"/>
-        <w:adjustRightInd/>
-        <w:snapToGrid/>
-        <w:spacing w:beforeAutospacing="0" w:afterAutospacing="0" w:line="240" w:lineRule="auto"/>
-        <w:ind w:firstLine="420" w:firstLineChars="0"/>
-        <w:jc w:val="left"/>
-        <w:textAlignment w:val="auto"/>
-        <w:rPr>
-          <w:rFonts w:hint="eastAsia" w:ascii="宋体" w:hAnsi="宋体" w:eastAsia="宋体" w:cs="宋体"/>
-          <w:sz w:val="22"/>
-          <w:szCs w:val="22"/>
-        </w:rPr>
-      </w:pPr>
-      <w:r>
-        <w:rPr>
-          <w:rFonts w:hint="eastAsia" w:ascii="宋体" w:hAnsi="宋体" w:eastAsia="宋体" w:cs="宋体"/>
-          <w:sz w:val="22"/>
-          <w:szCs w:val="22"/>
-        </w:rPr>
-        <w:t>digit_selection_app.py：完成注视数字选择实验；</w:t>
-      </w:r>
-    </w:p>
-    <w:p>
-      <w:pPr>
-        <w:pStyle w:val="7"/>
-        <w:keepNext w:val="0"/>
-        <w:keepLines w:val="0"/>
-        <w:pageBreakBefore w:val="0"/>
-        <w:widowControl/>
-        <w:suppressLineNumbers w:val="0"/>
-        <w:kinsoku/>
-        <w:wordWrap/>
-        <w:overflowPunct/>
-        <w:topLinePunct w:val="0"/>
-        <w:autoSpaceDE/>
-        <w:autoSpaceDN/>
-        <w:bidi w:val="0"/>
-        <w:adjustRightInd/>
-        <w:snapToGrid/>
-        <w:spacing w:beforeAutospacing="0" w:afterAutospacing="0" w:line="240" w:lineRule="auto"/>
-        <w:ind w:firstLine="420" w:firstLineChars="0"/>
-        <w:jc w:val="left"/>
-        <w:textAlignment w:val="auto"/>
-        <w:rPr>
-          <w:rFonts w:hint="eastAsia" w:ascii="宋体" w:hAnsi="宋体" w:eastAsia="宋体" w:cs="宋体"/>
-          <w:sz w:val="22"/>
-          <w:szCs w:val="22"/>
-        </w:rPr>
-      </w:pPr>
-      <w:r>
-        <w:rPr>
-          <w:rFonts w:hint="eastAsia" w:ascii="宋体" w:hAnsi="宋体" w:eastAsia="宋体" w:cs="宋体"/>
-          <w:sz w:val="22"/>
-          <w:szCs w:val="22"/>
-        </w:rPr>
-        <w:t>aoi.py：定义AOI区域并判断注视点位置；</w:t>
-      </w:r>
-    </w:p>
-    <w:p>
-      <w:pPr>
-        <w:pStyle w:val="7"/>
-        <w:keepNext w:val="0"/>
-        <w:keepLines w:val="0"/>
-        <w:pageBreakBefore w:val="0"/>
-        <w:widowControl/>
-        <w:suppressLineNumbers w:val="0"/>
-        <w:kinsoku/>
-        <w:wordWrap/>
-        <w:overflowPunct/>
-        <w:topLinePunct w:val="0"/>
-        <w:autoSpaceDE/>
-        <w:autoSpaceDN/>
-        <w:bidi w:val="0"/>
-        <w:adjustRightInd/>
-        <w:snapToGrid/>
-        <w:spacing w:beforeAutospacing="0" w:afterAutospacing="0" w:line="240" w:lineRule="auto"/>
-        <w:ind w:firstLine="420" w:firstLineChars="0"/>
-        <w:jc w:val="left"/>
-        <w:textAlignment w:val="auto"/>
-        <w:rPr>
-          <w:rFonts w:hint="eastAsia" w:ascii="宋体" w:hAnsi="宋体" w:eastAsia="宋体" w:cs="宋体"/>
-          <w:sz w:val="22"/>
-          <w:szCs w:val="22"/>
-        </w:rPr>
-      </w:pPr>
-      <w:r>
-        <w:rPr>
-          <w:rFonts w:hint="eastAsia" w:ascii="宋体" w:hAnsi="宋体" w:eastAsia="宋体" w:cs="宋体"/>
-          <w:sz w:val="22"/>
-          <w:szCs w:val="22"/>
-        </w:rPr>
-        <w:t>analyzer.py：计算fixation、注视时间和转移矩阵；</w:t>
-      </w:r>
-    </w:p>
-    <w:p>
-      <w:pPr>
-        <w:pStyle w:val="7"/>
-        <w:keepNext w:val="0"/>
-        <w:keepLines w:val="0"/>
-        <w:pageBreakBefore w:val="0"/>
-        <w:widowControl/>
-        <w:suppressLineNumbers w:val="0"/>
-        <w:kinsoku/>
-        <w:wordWrap/>
-        <w:overflowPunct/>
-        <w:topLinePunct w:val="0"/>
-        <w:autoSpaceDE/>
-        <w:autoSpaceDN/>
-        <w:bidi w:val="0"/>
-        <w:adjustRightInd/>
-        <w:snapToGrid/>
-        <w:spacing w:beforeAutospacing="0" w:afterAutospacing="0" w:line="240" w:lineRule="auto"/>
-        <w:ind w:firstLine="420" w:firstLineChars="0"/>
-        <w:jc w:val="left"/>
-        <w:textAlignment w:val="auto"/>
-        <w:rPr>
-          <w:rFonts w:hint="eastAsia" w:ascii="宋体" w:hAnsi="宋体" w:eastAsia="宋体" w:cs="宋体"/>
-          <w:sz w:val="22"/>
-          <w:szCs w:val="22"/>
-        </w:rPr>
-      </w:pPr>
-      <w:r>
-        <w:rPr>
-          <w:rFonts w:hint="eastAsia" w:ascii="宋体" w:hAnsi="宋体" w:eastAsia="宋体" w:cs="宋体"/>
-          <w:sz w:val="22"/>
-          <w:szCs w:val="22"/>
-        </w:rPr>
-        <w:t>visualization.py：生成轨迹图、热力图和转移矩阵图。</w:t>
-      </w:r>
-    </w:p>
-    <w:p>
-      <w:pPr>
-        <w:pStyle w:val="7"/>
-        <w:keepNext w:val="0"/>
-        <w:keepLines w:val="0"/>
-        <w:pageBreakBefore w:val="0"/>
-        <w:widowControl/>
-        <w:suppressLineNumbers w:val="0"/>
-        <w:kinsoku/>
-        <w:wordWrap/>
-        <w:overflowPunct/>
-        <w:topLinePunct w:val="0"/>
-        <w:autoSpaceDE/>
-        <w:autoSpaceDN/>
-        <w:bidi w:val="0"/>
-        <w:adjustRightInd/>
-        <w:snapToGrid/>
-        <w:spacing w:beforeAutospacing="0" w:afterAutospacing="0" w:line="240" w:lineRule="auto"/>
-        <w:ind w:firstLine="420" w:firstLineChars="0"/>
-        <w:jc w:val="left"/>
-        <w:textAlignment w:val="auto"/>
-        <w:rPr>
-          <w:rFonts w:hint="eastAsia" w:ascii="宋体" w:hAnsi="宋体" w:eastAsia="宋体" w:cs="宋体"/>
-          <w:sz w:val="22"/>
-          <w:szCs w:val="22"/>
-        </w:rPr>
-      </w:pPr>
-    </w:p>
-    <w:p>
-      <w:pPr>
-        <w:pStyle w:val="7"/>
-        <w:keepNext w:val="0"/>
-        <w:keepLines w:val="0"/>
-        <w:pageBreakBefore w:val="0"/>
-        <w:widowControl/>
-        <w:suppressLineNumbers w:val="0"/>
-        <w:kinsoku/>
-        <w:wordWrap/>
-        <w:overflowPunct/>
-        <w:topLinePunct w:val="0"/>
-        <w:autoSpaceDE/>
-        <w:autoSpaceDN/>
-        <w:bidi w:val="0"/>
-        <w:adjustRightInd/>
-        <w:snapToGrid/>
-        <w:spacing w:beforeAutospacing="0" w:afterAutospacing="0" w:line="240" w:lineRule="auto"/>
-        <w:ind w:firstLine="420" w:firstLineChars="0"/>
-        <w:jc w:val="left"/>
-        <w:textAlignment w:val="auto"/>
-        <w:rPr>
-          <w:rFonts w:hint="eastAsia" w:ascii="宋体" w:hAnsi="宋体" w:eastAsia="宋体" w:cs="宋体"/>
-          <w:sz w:val="22"/>
-          <w:szCs w:val="22"/>
-        </w:rPr>
-      </w:pPr>
-      <w:r>
-        <w:rPr>
-          <w:rFonts w:hint="eastAsia" w:ascii="宋体" w:hAnsi="宋体" w:eastAsia="宋体" w:cs="宋体"/>
-          <w:sz w:val="22"/>
-          <w:szCs w:val="22"/>
-        </w:rPr>
-        <w:t>各模块之间传递的数据主要包括yaw、pitch、屏幕坐标、AOI编号和置信度。这样的划分可以将模型估计、实时运行和结果分析分开，方便各成员分别完成和测试自己的部分。</w:t>
-      </w:r>
-    </w:p>
-    <w:p>
-      <w:pPr>
-        <w:keepNext w:val="0"/>
-        <w:keepLines w:val="0"/>
-        <w:pageBreakBefore w:val="0"/>
-        <w:widowControl/>
-        <w:suppressLineNumbers w:val="0"/>
-        <w:kinsoku/>
-        <w:wordWrap/>
-        <w:overflowPunct/>
-        <w:topLinePunct w:val="0"/>
-        <w:autoSpaceDE/>
-        <w:autoSpaceDN/>
-        <w:bidi w:val="0"/>
-        <w:adjustRightInd/>
-        <w:snapToGrid/>
-        <w:spacing w:beforeAutospacing="0" w:afterAutospacing="0" w:line="240" w:lineRule="auto"/>
-        <w:textAlignment w:val="auto"/>
-        <w:rPr>
-          <w:rFonts w:hint="eastAsia" w:ascii="宋体" w:hAnsi="宋体" w:eastAsia="宋体" w:cs="宋体"/>
-          <w:sz w:val="13"/>
-          <w:szCs w:val="13"/>
-        </w:rPr>
-      </w:pPr>
-    </w:p>
-    <w:p>
-      <w:pPr>
-        <w:keepNext w:val="0"/>
-        <w:keepLines w:val="0"/>
-        <w:pageBreakBefore w:val="0"/>
-        <w:widowControl/>
-        <w:suppressLineNumbers w:val="0"/>
-        <w:kinsoku/>
-        <w:wordWrap/>
-        <w:overflowPunct/>
-        <w:topLinePunct w:val="0"/>
-        <w:autoSpaceDE/>
-        <w:autoSpaceDN/>
-        <w:bidi w:val="0"/>
-        <w:adjustRightInd/>
-        <w:snapToGrid/>
-        <w:spacing w:beforeAutospacing="0" w:afterAutospacing="0" w:line="240" w:lineRule="auto"/>
-        <w:textAlignment w:val="auto"/>
-        <w:rPr>
-          <w:rFonts w:hint="eastAsia" w:ascii="宋体" w:hAnsi="宋体" w:eastAsia="宋体" w:cs="宋体"/>
-          <w:sz w:val="13"/>
-          <w:szCs w:val="13"/>
-        </w:rPr>
-      </w:pPr>
+        <w:t>模型运行时，程序先从摄像头读取一帧画面，由L2CS-Net检测人脸并截取人脸区域，再使用ResNet50提取图像特征，最后通过两个预测分支分别得到表示左右方向的yaw和表示上下方向的pitch。由于模型输出的是视线方向角，而不是屏幕上的具体位置，因此程序会先对最近几帧yaw和pitch取平均值以减小抖动，再通过16点校准建立视线角度与屏幕坐标之间的二次多项式映射，最终得到gaze_x和gaze_y，用于后续的实时注视点显示、AOI区域判断、视线数据记录和数字选择。</w:t>
+      </w:r>
     </w:p>
     <w:p>
       <w:pPr>
@@ -2676,6 +3798,118 @@
         </w:rPr>
         <w:t>我负责的主要工作就是连接这些模块，使视线模型的输出能够进入校准、实时显示和后续分析流程。</w:t>
       </w:r>
+    </w:p>
+    <w:p>
+      <w:pPr>
+        <w:pStyle w:val="7"/>
+        <w:keepNext w:val="0"/>
+        <w:keepLines w:val="0"/>
+        <w:pageBreakBefore w:val="0"/>
+        <w:widowControl/>
+        <w:suppressLineNumbers w:val="0"/>
+        <w:kinsoku/>
+        <w:wordWrap/>
+        <w:overflowPunct/>
+        <w:topLinePunct w:val="0"/>
+        <w:autoSpaceDE/>
+        <w:autoSpaceDN/>
+        <w:bidi w:val="0"/>
+        <w:adjustRightInd/>
+        <w:snapToGrid/>
+        <w:spacing w:beforeAutospacing="0" w:afterAutospacing="0" w:line="240" w:lineRule="auto"/>
+        <w:ind w:firstLine="420" w:firstLineChars="0"/>
+        <w:jc w:val="left"/>
+        <w:textAlignment w:val="auto"/>
+        <w:rPr>
+          <w:rFonts w:hint="eastAsia" w:ascii="宋体" w:hAnsi="宋体" w:eastAsia="宋体" w:cs="宋体"/>
+          <w:sz w:val="22"/>
+          <w:szCs w:val="22"/>
+        </w:rPr>
+      </w:pPr>
+    </w:p>
+    <w:p>
+      <w:pPr>
+        <w:pStyle w:val="7"/>
+        <w:keepNext w:val="0"/>
+        <w:keepLines w:val="0"/>
+        <w:pageBreakBefore w:val="0"/>
+        <w:widowControl/>
+        <w:suppressLineNumbers w:val="0"/>
+        <w:kinsoku/>
+        <w:wordWrap/>
+        <w:overflowPunct/>
+        <w:topLinePunct w:val="0"/>
+        <w:autoSpaceDE/>
+        <w:autoSpaceDN/>
+        <w:bidi w:val="0"/>
+        <w:adjustRightInd/>
+        <w:snapToGrid/>
+        <w:spacing w:beforeAutospacing="0" w:afterAutospacing="0" w:line="240" w:lineRule="auto"/>
+        <w:ind w:firstLine="420" w:firstLineChars="0"/>
+        <w:jc w:val="left"/>
+        <w:textAlignment w:val="auto"/>
+        <w:rPr>
+          <w:rFonts w:hint="eastAsia" w:ascii="宋体" w:hAnsi="宋体" w:eastAsia="宋体" w:cs="宋体"/>
+          <w:sz w:val="22"/>
+          <w:szCs w:val="22"/>
+        </w:rPr>
+      </w:pPr>
+    </w:p>
+    <w:p>
+      <w:pPr>
+        <w:pStyle w:val="7"/>
+        <w:keepNext w:val="0"/>
+        <w:keepLines w:val="0"/>
+        <w:pageBreakBefore w:val="0"/>
+        <w:widowControl/>
+        <w:suppressLineNumbers w:val="0"/>
+        <w:kinsoku/>
+        <w:wordWrap/>
+        <w:overflowPunct/>
+        <w:topLinePunct w:val="0"/>
+        <w:autoSpaceDE/>
+        <w:autoSpaceDN/>
+        <w:bidi w:val="0"/>
+        <w:adjustRightInd/>
+        <w:snapToGrid/>
+        <w:spacing w:beforeAutospacing="0" w:afterAutospacing="0" w:line="240" w:lineRule="auto"/>
+        <w:ind w:firstLine="420" w:firstLineChars="0"/>
+        <w:jc w:val="left"/>
+        <w:textAlignment w:val="auto"/>
+        <w:rPr>
+          <w:rFonts w:hint="eastAsia" w:ascii="宋体" w:hAnsi="宋体" w:eastAsia="宋体" w:cs="宋体"/>
+          <w:sz w:val="22"/>
+          <w:szCs w:val="22"/>
+        </w:rPr>
+      </w:pPr>
+    </w:p>
+    <w:p>
+      <w:pPr>
+        <w:pStyle w:val="7"/>
+        <w:keepNext w:val="0"/>
+        <w:keepLines w:val="0"/>
+        <w:pageBreakBefore w:val="0"/>
+        <w:widowControl/>
+        <w:suppressLineNumbers w:val="0"/>
+        <w:kinsoku/>
+        <w:wordWrap/>
+        <w:overflowPunct/>
+        <w:topLinePunct w:val="0"/>
+        <w:autoSpaceDE/>
+        <w:autoSpaceDN/>
+        <w:bidi w:val="0"/>
+        <w:adjustRightInd/>
+        <w:snapToGrid/>
+        <w:spacing w:beforeAutospacing="0" w:afterAutospacing="0" w:line="240" w:lineRule="auto"/>
+        <w:ind w:firstLine="420" w:firstLineChars="0"/>
+        <w:jc w:val="left"/>
+        <w:textAlignment w:val="auto"/>
+        <w:rPr>
+          <w:rFonts w:hint="eastAsia" w:ascii="宋体" w:hAnsi="宋体" w:eastAsia="宋体" w:cs="宋体"/>
+          <w:sz w:val="22"/>
+          <w:szCs w:val="22"/>
+        </w:rPr>
+      </w:pPr>
     </w:p>
     <w:p>
       <w:pPr>
@@ -3716,6 +4950,14 @@
           <w:lang w:val="en-US" w:eastAsia="zh-CN"/>
         </w:rPr>
         <w:tab/>
+      </w:r>
+      <w:r>
+        <w:rPr>
+          <w:rFonts w:hint="eastAsia" w:ascii="宋体" w:hAnsi="宋体" w:eastAsia="宋体" w:cs="宋体"/>
+          <w:sz w:val="22"/>
+          <w:szCs w:val="22"/>
+          <w:lang w:val="en-US" w:eastAsia="zh-CN"/>
+        </w:rPr>
         <w:t>所以我采用了如下</w:t>
       </w:r>
       <w:r>
@@ -4653,6 +5895,204 @@
         <w:adjustRightInd/>
         <w:snapToGrid/>
         <w:spacing w:beforeAutospacing="0" w:afterAutospacing="0" w:line="240" w:lineRule="auto"/>
+        <w:ind w:firstLine="420" w:firstLineChars="0"/>
+        <w:jc w:val="left"/>
+        <w:textAlignment w:val="auto"/>
+        <w:rPr>
+          <w:rFonts w:hint="eastAsia" w:ascii="宋体" w:hAnsi="宋体" w:eastAsia="宋体" w:cs="宋体"/>
+          <w:sz w:val="22"/>
+          <w:szCs w:val="22"/>
+        </w:rPr>
+      </w:pPr>
+    </w:p>
+    <w:p>
+      <w:pPr>
+        <w:pStyle w:val="7"/>
+        <w:keepNext w:val="0"/>
+        <w:keepLines w:val="0"/>
+        <w:pageBreakBefore w:val="0"/>
+        <w:widowControl/>
+        <w:suppressLineNumbers w:val="0"/>
+        <w:kinsoku/>
+        <w:wordWrap/>
+        <w:overflowPunct/>
+        <w:topLinePunct w:val="0"/>
+        <w:autoSpaceDE/>
+        <w:autoSpaceDN/>
+        <w:bidi w:val="0"/>
+        <w:adjustRightInd/>
+        <w:snapToGrid/>
+        <w:spacing w:beforeAutospacing="0" w:afterAutospacing="0" w:line="240" w:lineRule="auto"/>
+        <w:ind w:firstLine="420" w:firstLineChars="0"/>
+        <w:jc w:val="left"/>
+        <w:textAlignment w:val="auto"/>
+        <w:rPr>
+          <w:rFonts w:hint="eastAsia" w:ascii="宋体" w:hAnsi="宋体" w:eastAsia="宋体" w:cs="宋体"/>
+          <w:sz w:val="22"/>
+          <w:szCs w:val="22"/>
+        </w:rPr>
+      </w:pPr>
+    </w:p>
+    <w:p>
+      <w:pPr>
+        <w:pStyle w:val="7"/>
+        <w:keepNext w:val="0"/>
+        <w:keepLines w:val="0"/>
+        <w:pageBreakBefore w:val="0"/>
+        <w:widowControl/>
+        <w:suppressLineNumbers w:val="0"/>
+        <w:kinsoku/>
+        <w:wordWrap/>
+        <w:overflowPunct/>
+        <w:topLinePunct w:val="0"/>
+        <w:autoSpaceDE/>
+        <w:autoSpaceDN/>
+        <w:bidi w:val="0"/>
+        <w:adjustRightInd/>
+        <w:snapToGrid/>
+        <w:spacing w:beforeAutospacing="0" w:afterAutospacing="0" w:line="240" w:lineRule="auto"/>
+        <w:ind w:firstLine="420" w:firstLineChars="0"/>
+        <w:jc w:val="left"/>
+        <w:textAlignment w:val="auto"/>
+        <w:rPr>
+          <w:rFonts w:hint="eastAsia" w:ascii="宋体" w:hAnsi="宋体" w:eastAsia="宋体" w:cs="宋体"/>
+          <w:sz w:val="22"/>
+          <w:szCs w:val="22"/>
+        </w:rPr>
+      </w:pPr>
+    </w:p>
+    <w:p>
+      <w:pPr>
+        <w:pStyle w:val="7"/>
+        <w:keepNext w:val="0"/>
+        <w:keepLines w:val="0"/>
+        <w:pageBreakBefore w:val="0"/>
+        <w:widowControl/>
+        <w:suppressLineNumbers w:val="0"/>
+        <w:kinsoku/>
+        <w:wordWrap/>
+        <w:overflowPunct/>
+        <w:topLinePunct w:val="0"/>
+        <w:autoSpaceDE/>
+        <w:autoSpaceDN/>
+        <w:bidi w:val="0"/>
+        <w:adjustRightInd/>
+        <w:snapToGrid/>
+        <w:spacing w:beforeAutospacing="0" w:afterAutospacing="0" w:line="240" w:lineRule="auto"/>
+        <w:ind w:firstLine="420" w:firstLineChars="0"/>
+        <w:jc w:val="left"/>
+        <w:textAlignment w:val="auto"/>
+        <w:rPr>
+          <w:rFonts w:hint="eastAsia" w:ascii="宋体" w:hAnsi="宋体" w:eastAsia="宋体" w:cs="宋体"/>
+          <w:sz w:val="22"/>
+          <w:szCs w:val="22"/>
+        </w:rPr>
+      </w:pPr>
+    </w:p>
+    <w:p>
+      <w:pPr>
+        <w:pStyle w:val="7"/>
+        <w:keepNext w:val="0"/>
+        <w:keepLines w:val="0"/>
+        <w:pageBreakBefore w:val="0"/>
+        <w:widowControl/>
+        <w:suppressLineNumbers w:val="0"/>
+        <w:kinsoku/>
+        <w:wordWrap/>
+        <w:overflowPunct/>
+        <w:topLinePunct w:val="0"/>
+        <w:autoSpaceDE/>
+        <w:autoSpaceDN/>
+        <w:bidi w:val="0"/>
+        <w:adjustRightInd/>
+        <w:snapToGrid/>
+        <w:spacing w:beforeAutospacing="0" w:afterAutospacing="0" w:line="240" w:lineRule="auto"/>
+        <w:ind w:firstLine="420" w:firstLineChars="0"/>
+        <w:jc w:val="left"/>
+        <w:textAlignment w:val="auto"/>
+        <w:rPr>
+          <w:rFonts w:hint="eastAsia" w:ascii="宋体" w:hAnsi="宋体" w:eastAsia="宋体" w:cs="宋体"/>
+          <w:sz w:val="22"/>
+          <w:szCs w:val="22"/>
+        </w:rPr>
+      </w:pPr>
+    </w:p>
+    <w:p>
+      <w:pPr>
+        <w:pStyle w:val="7"/>
+        <w:keepNext w:val="0"/>
+        <w:keepLines w:val="0"/>
+        <w:pageBreakBefore w:val="0"/>
+        <w:widowControl/>
+        <w:suppressLineNumbers w:val="0"/>
+        <w:kinsoku/>
+        <w:wordWrap/>
+        <w:overflowPunct/>
+        <w:topLinePunct w:val="0"/>
+        <w:autoSpaceDE/>
+        <w:autoSpaceDN/>
+        <w:bidi w:val="0"/>
+        <w:adjustRightInd/>
+        <w:snapToGrid/>
+        <w:spacing w:beforeAutospacing="0" w:afterAutospacing="0" w:line="240" w:lineRule="auto"/>
+        <w:ind w:firstLine="420" w:firstLineChars="0"/>
+        <w:jc w:val="left"/>
+        <w:textAlignment w:val="auto"/>
+        <w:rPr>
+          <w:rFonts w:hint="eastAsia" w:ascii="宋体" w:hAnsi="宋体" w:eastAsia="宋体" w:cs="宋体"/>
+          <w:sz w:val="22"/>
+          <w:szCs w:val="22"/>
+        </w:rPr>
+      </w:pPr>
+    </w:p>
+    <w:p>
+      <w:pPr>
+        <w:pStyle w:val="7"/>
+        <w:keepNext w:val="0"/>
+        <w:keepLines w:val="0"/>
+        <w:pageBreakBefore w:val="0"/>
+        <w:widowControl/>
+        <w:suppressLineNumbers w:val="0"/>
+        <w:kinsoku/>
+        <w:wordWrap/>
+        <w:overflowPunct/>
+        <w:topLinePunct w:val="0"/>
+        <w:autoSpaceDE/>
+        <w:autoSpaceDN/>
+        <w:bidi w:val="0"/>
+        <w:adjustRightInd/>
+        <w:snapToGrid/>
+        <w:spacing w:beforeAutospacing="0" w:afterAutospacing="0" w:line="240" w:lineRule="auto"/>
+        <w:ind w:firstLine="420" w:firstLineChars="0"/>
+        <w:jc w:val="left"/>
+        <w:textAlignment w:val="auto"/>
+        <w:rPr>
+          <w:rFonts w:hint="eastAsia" w:ascii="宋体" w:hAnsi="宋体" w:eastAsia="宋体" w:cs="宋体"/>
+          <w:sz w:val="22"/>
+          <w:szCs w:val="22"/>
+        </w:rPr>
+      </w:pPr>
+      <w:bookmarkStart w:id="0" w:name="_GoBack"/>
+      <w:bookmarkEnd w:id="0"/>
+    </w:p>
+    <w:p>
+      <w:pPr>
+        <w:pStyle w:val="7"/>
+        <w:keepNext w:val="0"/>
+        <w:keepLines w:val="0"/>
+        <w:pageBreakBefore w:val="0"/>
+        <w:widowControl/>
+        <w:suppressLineNumbers w:val="0"/>
+        <w:kinsoku/>
+        <w:wordWrap/>
+        <w:overflowPunct/>
+        <w:topLinePunct w:val="0"/>
+        <w:autoSpaceDE/>
+        <w:autoSpaceDN/>
+        <w:bidi w:val="0"/>
+        <w:adjustRightInd/>
+        <w:snapToGrid/>
+        <w:spacing w:beforeAutospacing="0" w:afterAutospacing="0" w:line="240" w:lineRule="auto"/>
         <w:jc w:val="left"/>
         <w:textAlignment w:val="auto"/>
         <w:rPr>
@@ -5968,8 +7408,6 @@
           <w:szCs w:val="22"/>
         </w:rPr>
       </w:pPr>
-      <w:bookmarkStart w:id="0" w:name="_GoBack"/>
-      <w:bookmarkEnd w:id="0"/>
     </w:p>
     <w:sectPr>
       <w:pgSz w:w="11906" w:h="16838"/>
